--- a/docs/VISTAS_POR_ROL.docx
+++ b/docs/VISTAS_POR_ROL.docx
@@ -496,7 +496,7 @@
           <w:sz w:val="22"/>
           <w:szCs w:val="22"/>
         </w:rPr>
-        <w:pict w14:anchorId="5DF7DA28">
+        <w:pict w14:anchorId="178B1B89">
           <v:rect id="_x0000_i1025" style="width:0;height:1.5pt" o:hralign="center" o:hrstd="t" o:hr="t" fillcolor="#a0a0a0" stroked="f"/>
         </w:pict>
       </w:r>
@@ -3489,7 +3489,7 @@
           <w:sz w:val="22"/>
           <w:szCs w:val="22"/>
         </w:rPr>
-        <w:pict w14:anchorId="08791D08">
+        <w:pict w14:anchorId="4EAC15A2">
           <v:rect id="_x0000_i1026" style="width:0;height:1.5pt" o:hralign="center" o:hrstd="t" o:hr="t" fillcolor="#a0a0a0" stroked="f"/>
         </w:pict>
       </w:r>
@@ -5427,7 +5427,7 @@
           <w:sz w:val="22"/>
           <w:szCs w:val="22"/>
         </w:rPr>
-        <w:pict w14:anchorId="295B6FFC">
+        <w:pict w14:anchorId="3AC6D0E7">
           <v:rect id="_x0000_i1027" style="width:0;height:1.5pt" o:hralign="center" o:hrstd="t" o:hr="t" fillcolor="#a0a0a0" stroked="f"/>
         </w:pict>
       </w:r>
@@ -5523,10 +5523,10 @@
         <w:tblLook w:val="04A0" w:firstRow="1" w:lastRow="0" w:firstColumn="1" w:lastColumn="0" w:noHBand="0" w:noVBand="1"/>
       </w:tblPr>
       <w:tblGrid>
-        <w:gridCol w:w="1752"/>
+        <w:gridCol w:w="1672"/>
         <w:gridCol w:w="2972"/>
-        <w:gridCol w:w="2965"/>
-        <w:gridCol w:w="1975"/>
+        <w:gridCol w:w="3212"/>
+        <w:gridCol w:w="1808"/>
       </w:tblGrid>
       <w:tr>
         <w:tc>
@@ -5810,7 +5810,7 @@
                 <w:sz w:val="19"/>
                 <w:szCs w:val="19"/>
               </w:rPr>
-              <w:t>nombre, fecha de hoy, grupos que ya salieron hoy (</w:t>
+              <w:t xml:space="preserve">nombre, fecha de hoy, renglón "Alertas de hoy" con cuántas van, últimos 8 escaneos de hoy y grupos que ya salieron hoy (todo </w:t>
             </w:r>
             <w:r>
               <w:rPr>
@@ -5908,7 +5908,7 @@
                 <w:sz w:val="19"/>
                 <w:szCs w:val="19"/>
               </w:rPr>
-              <w:t>Escanear (Figma 77:500)</w:t>
+              <w:t>Alertas de hoy</w:t>
             </w:r>
           </w:p>
         </w:tc>
@@ -5943,45 +5943,56 @@
               <w:rPr>
                 <w:rStyle w:val="HTMLCode"/>
               </w:rPr>
-              <w:t>prefecto_escaner.xml</w:t>
-            </w:r>
-          </w:p>
-        </w:tc>
-        <w:tc>
-          <w:tcPr>
-            <w:tcW w:w="0" w:type="auto"/>
-            <w:tcBorders>
-              <w:top w:val="single" w:sz="6" w:space="0" w:color="D9C9C5"/>
-              <w:left w:val="single" w:sz="6" w:space="0" w:color="D9C9C5"/>
-              <w:bottom w:val="single" w:sz="6" w:space="0" w:color="D9C9C5"/>
-              <w:right w:val="single" w:sz="6" w:space="0" w:color="D9C9C5"/>
-            </w:tcBorders>
-            <w:tcMar>
-              <w:top w:w="60" w:type="dxa"/>
-              <w:left w:w="100" w:type="dxa"/>
-              <w:bottom w:w="60" w:type="dxa"/>
-              <w:right w:w="100" w:type="dxa"/>
-            </w:tcMar>
-            <w:hideMark/>
-          </w:tcPr>
-          <w:p>
-            <w:pPr>
-              <w:pStyle w:val="celda"/>
-              <w:rPr>
-                <w:rFonts w:ascii="Calibri" w:hAnsi="Calibri" w:cs="Calibri"/>
-                <w:color w:val="1F1A1A"/>
-                <w:sz w:val="19"/>
-                <w:szCs w:val="19"/>
-              </w:rPr>
-            </w:pPr>
-            <w:r>
-              <w:rPr>
-                <w:rFonts w:ascii="Calibri" w:hAnsi="Calibri" w:cs="Calibri"/>
-                <w:color w:val="1F1A1A"/>
-                <w:sz w:val="19"/>
-                <w:szCs w:val="19"/>
-              </w:rPr>
-              <w:t>Entrada o Salida, mensaje ("Buscando al alumno…", "Ese código no es de CetisAsiste."), permiso de cámara</w:t>
+              <w:t>prefecto_alertas.xml</w:t>
+            </w:r>
+          </w:p>
+        </w:tc>
+        <w:tc>
+          <w:tcPr>
+            <w:tcW w:w="0" w:type="auto"/>
+            <w:tcBorders>
+              <w:top w:val="single" w:sz="6" w:space="0" w:color="D9C9C5"/>
+              <w:left w:val="single" w:sz="6" w:space="0" w:color="D9C9C5"/>
+              <w:bottom w:val="single" w:sz="6" w:space="0" w:color="D9C9C5"/>
+              <w:right w:val="single" w:sz="6" w:space="0" w:color="D9C9C5"/>
+            </w:tcBorders>
+            <w:tcMar>
+              <w:top w:w="60" w:type="dxa"/>
+              <w:left w:w="100" w:type="dxa"/>
+              <w:bottom w:w="60" w:type="dxa"/>
+              <w:right w:w="100" w:type="dxa"/>
+            </w:tcMar>
+            <w:hideMark/>
+          </w:tcPr>
+          <w:p>
+            <w:pPr>
+              <w:pStyle w:val="celda"/>
+              <w:rPr>
+                <w:rFonts w:ascii="Calibri" w:hAnsi="Calibri" w:cs="Calibri"/>
+                <w:color w:val="1F1A1A"/>
+                <w:sz w:val="19"/>
+                <w:szCs w:val="19"/>
+              </w:rPr>
+            </w:pPr>
+            <w:r>
+              <w:rPr>
+                <w:rFonts w:ascii="Calibri" w:hAnsi="Calibri" w:cs="Calibri"/>
+                <w:color w:val="1F1A1A"/>
+                <w:sz w:val="19"/>
+                <w:szCs w:val="19"/>
+              </w:rPr>
+              <w:t xml:space="preserve">cuántas alertas van hoy y una fila por alerta (alumno, hora, entrada o salida, alerta), </w:t>
+            </w:r>
+            <w:r>
+              <w:rPr>
+                <w:rFonts w:ascii="Calibri" w:hAnsi="Calibri" w:cs="Calibri"/>
+                <w:b/>
+                <w:bCs/>
+                <w:color w:val="1F1A1A"/>
+                <w:sz w:val="19"/>
+                <w:szCs w:val="19"/>
+              </w:rPr>
+              <w:t>en tiempo real</w:t>
             </w:r>
           </w:p>
         </w:tc>
@@ -6055,7 +6066,25 @@
                 <w:sz w:val="19"/>
                 <w:szCs w:val="19"/>
               </w:rPr>
-              <w:t xml:space="preserve"> tarjeta "Escanear QR" del Inicio</w:t>
+              <w:t xml:space="preserve"> rengl</w:t>
+            </w:r>
+            <w:r>
+              <w:rPr>
+                <w:rFonts w:ascii="Calibri" w:hAnsi="Calibri" w:cs="Calibri"/>
+                <w:color w:val="1F1A1A"/>
+                <w:sz w:val="19"/>
+                <w:szCs w:val="19"/>
+              </w:rPr>
+              <w:t>ó</w:t>
+            </w:r>
+            <w:r>
+              <w:rPr>
+                <w:rFonts w:ascii="Calibri" w:hAnsi="Calibri" w:cs="Calibri"/>
+                <w:color w:val="1F1A1A"/>
+                <w:sz w:val="19"/>
+                <w:szCs w:val="19"/>
+              </w:rPr>
+              <w:t>n "Alertas de hoy" del Inicio</w:t>
             </w:r>
           </w:p>
         </w:tc>
@@ -6095,7 +6124,7 @@
                 <w:sz w:val="19"/>
                 <w:szCs w:val="19"/>
               </w:rPr>
-              <w:t>Capturar No. de control (Figma 89:859)</w:t>
+              <w:t>Escanear (Figma 77:500)</w:t>
             </w:r>
           </w:p>
         </w:tc>
@@ -6130,83 +6159,119 @@
               <w:rPr>
                 <w:rStyle w:val="HTMLCode"/>
               </w:rPr>
-              <w:t>prefecto_captura.xml</w:t>
-            </w:r>
-          </w:p>
-        </w:tc>
-        <w:tc>
-          <w:tcPr>
-            <w:tcW w:w="0" w:type="auto"/>
-            <w:tcBorders>
-              <w:top w:val="single" w:sz="6" w:space="0" w:color="D9C9C5"/>
-              <w:left w:val="single" w:sz="6" w:space="0" w:color="D9C9C5"/>
-              <w:bottom w:val="single" w:sz="6" w:space="0" w:color="D9C9C5"/>
-              <w:right w:val="single" w:sz="6" w:space="0" w:color="D9C9C5"/>
-            </w:tcBorders>
-            <w:tcMar>
-              <w:top w:w="60" w:type="dxa"/>
-              <w:left w:w="100" w:type="dxa"/>
-              <w:bottom w:w="60" w:type="dxa"/>
-              <w:right w:w="100" w:type="dxa"/>
-            </w:tcMar>
-            <w:hideMark/>
-          </w:tcPr>
-          <w:p>
-            <w:pPr>
-              <w:pStyle w:val="celda"/>
-              <w:rPr>
-                <w:rFonts w:ascii="Calibri" w:hAnsi="Calibri" w:cs="Calibri"/>
-                <w:color w:val="1F1A1A"/>
-                <w:sz w:val="19"/>
-                <w:szCs w:val="19"/>
-              </w:rPr>
-            </w:pPr>
-            <w:r>
-              <w:rPr>
-                <w:rFonts w:ascii="Calibri" w:hAnsi="Calibri" w:cs="Calibri"/>
-                <w:color w:val="1F1A1A"/>
-                <w:sz w:val="19"/>
-                <w:szCs w:val="19"/>
-              </w:rPr>
-              <w:t>Entrada o Salida, dígitos tecleados (14), error</w:t>
-            </w:r>
-          </w:p>
-        </w:tc>
-        <w:tc>
-          <w:tcPr>
-            <w:tcW w:w="0" w:type="auto"/>
-            <w:tcBorders>
-              <w:top w:val="single" w:sz="6" w:space="0" w:color="D9C9C5"/>
-              <w:left w:val="single" w:sz="6" w:space="0" w:color="D9C9C5"/>
-              <w:bottom w:val="single" w:sz="6" w:space="0" w:color="D9C9C5"/>
-              <w:right w:val="single" w:sz="6" w:space="0" w:color="D9C9C5"/>
-            </w:tcBorders>
-            <w:tcMar>
-              <w:top w:w="60" w:type="dxa"/>
-              <w:left w:w="100" w:type="dxa"/>
-              <w:bottom w:w="60" w:type="dxa"/>
-              <w:right w:w="100" w:type="dxa"/>
-            </w:tcMar>
-            <w:hideMark/>
-          </w:tcPr>
-          <w:p>
-            <w:pPr>
-              <w:pStyle w:val="celda"/>
-              <w:rPr>
-                <w:rFonts w:ascii="Calibri" w:hAnsi="Calibri" w:cs="Calibri"/>
-                <w:color w:val="1F1A1A"/>
-                <w:sz w:val="19"/>
-                <w:szCs w:val="19"/>
-              </w:rPr>
-            </w:pPr>
-            <w:r>
-              <w:rPr>
-                <w:rFonts w:ascii="Calibri" w:hAnsi="Calibri" w:cs="Calibri"/>
-                <w:color w:val="1F1A1A"/>
-                <w:sz w:val="19"/>
-                <w:szCs w:val="19"/>
-              </w:rPr>
-              <w:t>"Escribir No. de control" del escáner · tarjeta del Inicio</w:t>
+              <w:t>prefecto_escaner.xml</w:t>
+            </w:r>
+          </w:p>
+        </w:tc>
+        <w:tc>
+          <w:tcPr>
+            <w:tcW w:w="0" w:type="auto"/>
+            <w:tcBorders>
+              <w:top w:val="single" w:sz="6" w:space="0" w:color="D9C9C5"/>
+              <w:left w:val="single" w:sz="6" w:space="0" w:color="D9C9C5"/>
+              <w:bottom w:val="single" w:sz="6" w:space="0" w:color="D9C9C5"/>
+              <w:right w:val="single" w:sz="6" w:space="0" w:color="D9C9C5"/>
+            </w:tcBorders>
+            <w:tcMar>
+              <w:top w:w="60" w:type="dxa"/>
+              <w:left w:w="100" w:type="dxa"/>
+              <w:bottom w:w="60" w:type="dxa"/>
+              <w:right w:w="100" w:type="dxa"/>
+            </w:tcMar>
+            <w:hideMark/>
+          </w:tcPr>
+          <w:p>
+            <w:pPr>
+              <w:pStyle w:val="celda"/>
+              <w:rPr>
+                <w:rFonts w:ascii="Calibri" w:hAnsi="Calibri" w:cs="Calibri"/>
+                <w:color w:val="1F1A1A"/>
+                <w:sz w:val="19"/>
+                <w:szCs w:val="19"/>
+              </w:rPr>
+            </w:pPr>
+            <w:r>
+              <w:rPr>
+                <w:rFonts w:ascii="Calibri" w:hAnsi="Calibri" w:cs="Calibri"/>
+                <w:color w:val="1F1A1A"/>
+                <w:sz w:val="19"/>
+                <w:szCs w:val="19"/>
+              </w:rPr>
+              <w:t>Entrada o Salida, mensaje ("Buscando al alumno…", "Ese código no es de CetisAsiste."), permiso de cámara</w:t>
+            </w:r>
+          </w:p>
+        </w:tc>
+        <w:tc>
+          <w:tcPr>
+            <w:tcW w:w="0" w:type="auto"/>
+            <w:tcBorders>
+              <w:top w:val="single" w:sz="6" w:space="0" w:color="D9C9C5"/>
+              <w:left w:val="single" w:sz="6" w:space="0" w:color="D9C9C5"/>
+              <w:bottom w:val="single" w:sz="6" w:space="0" w:color="D9C9C5"/>
+              <w:right w:val="single" w:sz="6" w:space="0" w:color="D9C9C5"/>
+            </w:tcBorders>
+            <w:tcMar>
+              <w:top w:w="60" w:type="dxa"/>
+              <w:left w:w="100" w:type="dxa"/>
+              <w:bottom w:w="60" w:type="dxa"/>
+              <w:right w:w="100" w:type="dxa"/>
+            </w:tcMar>
+            <w:hideMark/>
+          </w:tcPr>
+          <w:p>
+            <w:pPr>
+              <w:pStyle w:val="celda"/>
+              <w:rPr>
+                <w:rFonts w:ascii="Calibri" w:hAnsi="Calibri" w:cs="Calibri"/>
+                <w:color w:val="1F1A1A"/>
+                <w:sz w:val="19"/>
+                <w:szCs w:val="19"/>
+              </w:rPr>
+            </w:pPr>
+            <w:r>
+              <w:rPr>
+                <w:rFonts w:ascii="Calibri" w:hAnsi="Calibri" w:cs="Calibri"/>
+                <w:color w:val="1F1A1A"/>
+                <w:sz w:val="19"/>
+                <w:szCs w:val="19"/>
+              </w:rPr>
+              <w:t xml:space="preserve">Menú </w:t>
+            </w:r>
+            <w:r>
+              <w:rPr>
+                <w:rFonts w:ascii="Segoe UI Symbol" w:hAnsi="Segoe UI Symbol" w:cs="Segoe UI Symbol"/>
+                <w:color w:val="1F1A1A"/>
+                <w:sz w:val="19"/>
+                <w:szCs w:val="19"/>
+              </w:rPr>
+              <w:t>☰</w:t>
+            </w:r>
+            <w:r>
+              <w:rPr>
+                <w:rFonts w:ascii="Calibri" w:hAnsi="Calibri" w:cs="Calibri"/>
+                <w:color w:val="1F1A1A"/>
+                <w:sz w:val="19"/>
+                <w:szCs w:val="19"/>
+              </w:rPr>
+              <w:t xml:space="preserve"> </w:t>
+            </w:r>
+            <w:r>
+              <w:rPr>
+                <w:rFonts w:ascii="Calibri" w:hAnsi="Calibri" w:cs="Calibri"/>
+                <w:color w:val="1F1A1A"/>
+                <w:sz w:val="19"/>
+                <w:szCs w:val="19"/>
+              </w:rPr>
+              <w:t>·</w:t>
+            </w:r>
+            <w:r>
+              <w:rPr>
+                <w:rFonts w:ascii="Calibri" w:hAnsi="Calibri" w:cs="Calibri"/>
+                <w:color w:val="1F1A1A"/>
+                <w:sz w:val="19"/>
+                <w:szCs w:val="19"/>
+              </w:rPr>
+              <w:t xml:space="preserve"> tarjeta "Escanear QR" del Inicio</w:t>
             </w:r>
           </w:p>
         </w:tc>
@@ -6246,7 +6311,7 @@
                 <w:sz w:val="19"/>
                 <w:szCs w:val="19"/>
               </w:rPr>
-              <w:t>Resultado (Figma 77:501 y 77:502)</w:t>
+              <w:t>Capturar No. de control (Figma 89:859)</w:t>
             </w:r>
           </w:p>
         </w:tc>
@@ -6281,83 +6346,83 @@
               <w:rPr>
                 <w:rStyle w:val="HTMLCode"/>
               </w:rPr>
-              <w:t>prefecto_resultado.xml</w:t>
-            </w:r>
-          </w:p>
-        </w:tc>
-        <w:tc>
-          <w:tcPr>
-            <w:tcW w:w="0" w:type="auto"/>
-            <w:tcBorders>
-              <w:top w:val="single" w:sz="6" w:space="0" w:color="D9C9C5"/>
-              <w:left w:val="single" w:sz="6" w:space="0" w:color="D9C9C5"/>
-              <w:bottom w:val="single" w:sz="6" w:space="0" w:color="D9C9C5"/>
-              <w:right w:val="single" w:sz="6" w:space="0" w:color="D9C9C5"/>
-            </w:tcBorders>
-            <w:tcMar>
-              <w:top w:w="60" w:type="dxa"/>
-              <w:left w:w="100" w:type="dxa"/>
-              <w:bottom w:w="60" w:type="dxa"/>
-              <w:right w:w="100" w:type="dxa"/>
-            </w:tcMar>
-            <w:hideMark/>
-          </w:tcPr>
-          <w:p>
-            <w:pPr>
-              <w:pStyle w:val="celda"/>
-              <w:rPr>
-                <w:rFonts w:ascii="Calibri" w:hAnsi="Calibri" w:cs="Calibri"/>
-                <w:color w:val="1F1A1A"/>
-                <w:sz w:val="19"/>
-                <w:szCs w:val="19"/>
-              </w:rPr>
-            </w:pPr>
-            <w:r>
-              <w:rPr>
-                <w:rFonts w:ascii="Calibri" w:hAnsi="Calibri" w:cs="Calibri"/>
-                <w:color w:val="1F1A1A"/>
-                <w:sz w:val="19"/>
-                <w:szCs w:val="19"/>
-              </w:rPr>
-              <w:t>entrada o salida, alerta (o ninguna), hora, alumno (nombre, grupo, No. de control), si se avisó al padre</w:t>
-            </w:r>
-          </w:p>
-        </w:tc>
-        <w:tc>
-          <w:tcPr>
-            <w:tcW w:w="0" w:type="auto"/>
-            <w:tcBorders>
-              <w:top w:val="single" w:sz="6" w:space="0" w:color="D9C9C5"/>
-              <w:left w:val="single" w:sz="6" w:space="0" w:color="D9C9C5"/>
-              <w:bottom w:val="single" w:sz="6" w:space="0" w:color="D9C9C5"/>
-              <w:right w:val="single" w:sz="6" w:space="0" w:color="D9C9C5"/>
-            </w:tcBorders>
-            <w:tcMar>
-              <w:top w:w="60" w:type="dxa"/>
-              <w:left w:w="100" w:type="dxa"/>
-              <w:bottom w:w="60" w:type="dxa"/>
-              <w:right w:w="100" w:type="dxa"/>
-            </w:tcMar>
-            <w:hideMark/>
-          </w:tcPr>
-          <w:p>
-            <w:pPr>
-              <w:pStyle w:val="celda"/>
-              <w:rPr>
-                <w:rFonts w:ascii="Calibri" w:hAnsi="Calibri" w:cs="Calibri"/>
-                <w:color w:val="1F1A1A"/>
-                <w:sz w:val="19"/>
-                <w:szCs w:val="19"/>
-              </w:rPr>
-            </w:pPr>
-            <w:r>
-              <w:rPr>
-                <w:rFonts w:ascii="Calibri" w:hAnsi="Calibri" w:cs="Calibri"/>
-                <w:color w:val="1F1A1A"/>
-                <w:sz w:val="19"/>
-                <w:szCs w:val="19"/>
-              </w:rPr>
-              <w:t>Después de escanear o capturar · "Escanear siguiente" regresa</w:t>
+              <w:t>prefecto_captura.xml</w:t>
+            </w:r>
+          </w:p>
+        </w:tc>
+        <w:tc>
+          <w:tcPr>
+            <w:tcW w:w="0" w:type="auto"/>
+            <w:tcBorders>
+              <w:top w:val="single" w:sz="6" w:space="0" w:color="D9C9C5"/>
+              <w:left w:val="single" w:sz="6" w:space="0" w:color="D9C9C5"/>
+              <w:bottom w:val="single" w:sz="6" w:space="0" w:color="D9C9C5"/>
+              <w:right w:val="single" w:sz="6" w:space="0" w:color="D9C9C5"/>
+            </w:tcBorders>
+            <w:tcMar>
+              <w:top w:w="60" w:type="dxa"/>
+              <w:left w:w="100" w:type="dxa"/>
+              <w:bottom w:w="60" w:type="dxa"/>
+              <w:right w:w="100" w:type="dxa"/>
+            </w:tcMar>
+            <w:hideMark/>
+          </w:tcPr>
+          <w:p>
+            <w:pPr>
+              <w:pStyle w:val="celda"/>
+              <w:rPr>
+                <w:rFonts w:ascii="Calibri" w:hAnsi="Calibri" w:cs="Calibri"/>
+                <w:color w:val="1F1A1A"/>
+                <w:sz w:val="19"/>
+                <w:szCs w:val="19"/>
+              </w:rPr>
+            </w:pPr>
+            <w:r>
+              <w:rPr>
+                <w:rFonts w:ascii="Calibri" w:hAnsi="Calibri" w:cs="Calibri"/>
+                <w:color w:val="1F1A1A"/>
+                <w:sz w:val="19"/>
+                <w:szCs w:val="19"/>
+              </w:rPr>
+              <w:t>Entrada o Salida, dígitos tecleados (14), error</w:t>
+            </w:r>
+          </w:p>
+        </w:tc>
+        <w:tc>
+          <w:tcPr>
+            <w:tcW w:w="0" w:type="auto"/>
+            <w:tcBorders>
+              <w:top w:val="single" w:sz="6" w:space="0" w:color="D9C9C5"/>
+              <w:left w:val="single" w:sz="6" w:space="0" w:color="D9C9C5"/>
+              <w:bottom w:val="single" w:sz="6" w:space="0" w:color="D9C9C5"/>
+              <w:right w:val="single" w:sz="6" w:space="0" w:color="D9C9C5"/>
+            </w:tcBorders>
+            <w:tcMar>
+              <w:top w:w="60" w:type="dxa"/>
+              <w:left w:w="100" w:type="dxa"/>
+              <w:bottom w:w="60" w:type="dxa"/>
+              <w:right w:w="100" w:type="dxa"/>
+            </w:tcMar>
+            <w:hideMark/>
+          </w:tcPr>
+          <w:p>
+            <w:pPr>
+              <w:pStyle w:val="celda"/>
+              <w:rPr>
+                <w:rFonts w:ascii="Calibri" w:hAnsi="Calibri" w:cs="Calibri"/>
+                <w:color w:val="1F1A1A"/>
+                <w:sz w:val="19"/>
+                <w:szCs w:val="19"/>
+              </w:rPr>
+            </w:pPr>
+            <w:r>
+              <w:rPr>
+                <w:rFonts w:ascii="Calibri" w:hAnsi="Calibri" w:cs="Calibri"/>
+                <w:color w:val="1F1A1A"/>
+                <w:sz w:val="19"/>
+                <w:szCs w:val="19"/>
+              </w:rPr>
+              <w:t>"Escribir No. de control" del escáner · tarjeta del Inicio</w:t>
             </w:r>
           </w:p>
         </w:tc>
@@ -6397,7 +6462,7 @@
                 <w:sz w:val="19"/>
                 <w:szCs w:val="19"/>
               </w:rPr>
-              <w:t>Horarios de grupos</w:t>
+              <w:t>Resultado (Figma 77:501 y 77:502)</w:t>
             </w:r>
           </w:p>
         </w:tc>
@@ -6432,83 +6497,103 @@
               <w:rPr>
                 <w:rStyle w:val="HTMLCode"/>
               </w:rPr>
-              <w:t>prefecto_horarios.xml</w:t>
-            </w:r>
-          </w:p>
-        </w:tc>
-        <w:tc>
-          <w:tcPr>
-            <w:tcW w:w="0" w:type="auto"/>
-            <w:tcBorders>
-              <w:top w:val="single" w:sz="6" w:space="0" w:color="D9C9C5"/>
-              <w:left w:val="single" w:sz="6" w:space="0" w:color="D9C9C5"/>
-              <w:bottom w:val="single" w:sz="6" w:space="0" w:color="D9C9C5"/>
-              <w:right w:val="single" w:sz="6" w:space="0" w:color="D9C9C5"/>
-            </w:tcBorders>
-            <w:tcMar>
-              <w:top w:w="60" w:type="dxa"/>
-              <w:left w:w="100" w:type="dxa"/>
-              <w:bottom w:w="60" w:type="dxa"/>
-              <w:right w:w="100" w:type="dxa"/>
-            </w:tcMar>
-            <w:hideMark/>
-          </w:tcPr>
-          <w:p>
-            <w:pPr>
-              <w:pStyle w:val="celda"/>
-              <w:rPr>
-                <w:rFonts w:ascii="Calibri" w:hAnsi="Calibri" w:cs="Calibri"/>
-                <w:color w:val="1F1A1A"/>
-                <w:sz w:val="19"/>
-                <w:szCs w:val="19"/>
-              </w:rPr>
-            </w:pPr>
-            <w:r>
-              <w:rPr>
-                <w:rFonts w:ascii="Calibri" w:hAnsi="Calibri" w:cs="Calibri"/>
-                <w:color w:val="1F1A1A"/>
-                <w:sz w:val="19"/>
-                <w:szCs w:val="19"/>
-              </w:rPr>
-              <w:t>turno elegido y grupos del semestre</w:t>
-            </w:r>
-          </w:p>
-        </w:tc>
-        <w:tc>
-          <w:tcPr>
-            <w:tcW w:w="0" w:type="auto"/>
-            <w:tcBorders>
-              <w:top w:val="single" w:sz="6" w:space="0" w:color="D9C9C5"/>
-              <w:left w:val="single" w:sz="6" w:space="0" w:color="D9C9C5"/>
-              <w:bottom w:val="single" w:sz="6" w:space="0" w:color="D9C9C5"/>
-              <w:right w:val="single" w:sz="6" w:space="0" w:color="D9C9C5"/>
-            </w:tcBorders>
-            <w:tcMar>
-              <w:top w:w="60" w:type="dxa"/>
-              <w:left w:w="100" w:type="dxa"/>
-              <w:bottom w:w="60" w:type="dxa"/>
-              <w:right w:w="100" w:type="dxa"/>
-            </w:tcMar>
-            <w:hideMark/>
-          </w:tcPr>
-          <w:p>
-            <w:pPr>
-              <w:pStyle w:val="celda"/>
-              <w:rPr>
-                <w:rFonts w:ascii="Calibri" w:hAnsi="Calibri" w:cs="Calibri"/>
-                <w:color w:val="1F1A1A"/>
-                <w:sz w:val="19"/>
-                <w:szCs w:val="19"/>
-              </w:rPr>
-            </w:pPr>
-            <w:r>
-              <w:rPr>
-                <w:rFonts w:ascii="Calibri" w:hAnsi="Calibri" w:cs="Calibri"/>
-                <w:color w:val="1F1A1A"/>
-                <w:sz w:val="19"/>
-                <w:szCs w:val="19"/>
-              </w:rPr>
-              <w:t>Pestaña · Inicio</w:t>
+              <w:t>prefecto_resultado.xml</w:t>
+            </w:r>
+          </w:p>
+        </w:tc>
+        <w:tc>
+          <w:tcPr>
+            <w:tcW w:w="0" w:type="auto"/>
+            <w:tcBorders>
+              <w:top w:val="single" w:sz="6" w:space="0" w:color="D9C9C5"/>
+              <w:left w:val="single" w:sz="6" w:space="0" w:color="D9C9C5"/>
+              <w:bottom w:val="single" w:sz="6" w:space="0" w:color="D9C9C5"/>
+              <w:right w:val="single" w:sz="6" w:space="0" w:color="D9C9C5"/>
+            </w:tcBorders>
+            <w:tcMar>
+              <w:top w:w="60" w:type="dxa"/>
+              <w:left w:w="100" w:type="dxa"/>
+              <w:bottom w:w="60" w:type="dxa"/>
+              <w:right w:w="100" w:type="dxa"/>
+            </w:tcMar>
+            <w:hideMark/>
+          </w:tcPr>
+          <w:p>
+            <w:pPr>
+              <w:pStyle w:val="celda"/>
+              <w:rPr>
+                <w:rFonts w:ascii="Calibri" w:hAnsi="Calibri" w:cs="Calibri"/>
+                <w:color w:val="1F1A1A"/>
+                <w:sz w:val="19"/>
+                <w:szCs w:val="19"/>
+              </w:rPr>
+            </w:pPr>
+            <w:r>
+              <w:rPr>
+                <w:rFonts w:ascii="Calibri" w:hAnsi="Calibri" w:cs="Calibri"/>
+                <w:color w:val="1F1A1A"/>
+                <w:sz w:val="19"/>
+                <w:szCs w:val="19"/>
+              </w:rPr>
+              <w:t xml:space="preserve">entrada o salida, alerta (o ninguna), </w:t>
+            </w:r>
+            <w:r>
+              <w:rPr>
+                <w:rFonts w:ascii="Calibri" w:hAnsi="Calibri" w:cs="Calibri"/>
+                <w:b/>
+                <w:bCs/>
+                <w:color w:val="1F1A1A"/>
+                <w:sz w:val="19"/>
+                <w:szCs w:val="19"/>
+              </w:rPr>
+              <w:t>por qué saltó la alerta</w:t>
+            </w:r>
+            <w:r>
+              <w:rPr>
+                <w:rFonts w:ascii="Calibri" w:hAnsi="Calibri" w:cs="Calibri"/>
+                <w:color w:val="1F1A1A"/>
+                <w:sz w:val="19"/>
+                <w:szCs w:val="19"/>
+              </w:rPr>
+              <w:t>, hora, alumno (nombre, grupo, No. de control), si se avisó al padre</w:t>
+            </w:r>
+          </w:p>
+        </w:tc>
+        <w:tc>
+          <w:tcPr>
+            <w:tcW w:w="0" w:type="auto"/>
+            <w:tcBorders>
+              <w:top w:val="single" w:sz="6" w:space="0" w:color="D9C9C5"/>
+              <w:left w:val="single" w:sz="6" w:space="0" w:color="D9C9C5"/>
+              <w:bottom w:val="single" w:sz="6" w:space="0" w:color="D9C9C5"/>
+              <w:right w:val="single" w:sz="6" w:space="0" w:color="D9C9C5"/>
+            </w:tcBorders>
+            <w:tcMar>
+              <w:top w:w="60" w:type="dxa"/>
+              <w:left w:w="100" w:type="dxa"/>
+              <w:bottom w:w="60" w:type="dxa"/>
+              <w:right w:w="100" w:type="dxa"/>
+            </w:tcMar>
+            <w:hideMark/>
+          </w:tcPr>
+          <w:p>
+            <w:pPr>
+              <w:pStyle w:val="celda"/>
+              <w:rPr>
+                <w:rFonts w:ascii="Calibri" w:hAnsi="Calibri" w:cs="Calibri"/>
+                <w:color w:val="1F1A1A"/>
+                <w:sz w:val="19"/>
+                <w:szCs w:val="19"/>
+              </w:rPr>
+            </w:pPr>
+            <w:r>
+              <w:rPr>
+                <w:rFonts w:ascii="Calibri" w:hAnsi="Calibri" w:cs="Calibri"/>
+                <w:color w:val="1F1A1A"/>
+                <w:sz w:val="19"/>
+                <w:szCs w:val="19"/>
+              </w:rPr>
+              <w:t>Después de escanear o capturar · "Escanear siguiente" regresa</w:t>
             </w:r>
           </w:p>
         </w:tc>
@@ -6548,7 +6633,7 @@
                 <w:sz w:val="19"/>
                 <w:szCs w:val="19"/>
               </w:rPr>
-              <w:t>Horario de un grupo</w:t>
+              <w:t>Horarios de grupos</w:t>
             </w:r>
           </w:p>
         </w:tc>
@@ -6583,83 +6668,83 @@
               <w:rPr>
                 <w:rStyle w:val="HTMLCode"/>
               </w:rPr>
-              <w:t>comun_horario.xml</w:t>
-            </w:r>
-          </w:p>
-        </w:tc>
-        <w:tc>
-          <w:tcPr>
-            <w:tcW w:w="0" w:type="auto"/>
-            <w:tcBorders>
-              <w:top w:val="single" w:sz="6" w:space="0" w:color="D9C9C5"/>
-              <w:left w:val="single" w:sz="6" w:space="0" w:color="D9C9C5"/>
-              <w:bottom w:val="single" w:sz="6" w:space="0" w:color="D9C9C5"/>
-              <w:right w:val="single" w:sz="6" w:space="0" w:color="D9C9C5"/>
-            </w:tcBorders>
-            <w:tcMar>
-              <w:top w:w="60" w:type="dxa"/>
-              <w:left w:w="100" w:type="dxa"/>
-              <w:bottom w:w="60" w:type="dxa"/>
-              <w:right w:w="100" w:type="dxa"/>
-            </w:tcMar>
-            <w:hideMark/>
-          </w:tcPr>
-          <w:p>
-            <w:pPr>
-              <w:pStyle w:val="celda"/>
-              <w:rPr>
-                <w:rFonts w:ascii="Calibri" w:hAnsi="Calibri" w:cs="Calibri"/>
-                <w:color w:val="1F1A1A"/>
-                <w:sz w:val="19"/>
-                <w:szCs w:val="19"/>
-              </w:rPr>
-            </w:pPr>
-            <w:r>
-              <w:rPr>
-                <w:rFonts w:ascii="Calibri" w:hAnsi="Calibri" w:cs="Calibri"/>
-                <w:color w:val="1F1A1A"/>
-                <w:sz w:val="19"/>
-                <w:szCs w:val="19"/>
-              </w:rPr>
-              <w:t>grupo elegido, día, clases</w:t>
-            </w:r>
-          </w:p>
-        </w:tc>
-        <w:tc>
-          <w:tcPr>
-            <w:tcW w:w="0" w:type="auto"/>
-            <w:tcBorders>
-              <w:top w:val="single" w:sz="6" w:space="0" w:color="D9C9C5"/>
-              <w:left w:val="single" w:sz="6" w:space="0" w:color="D9C9C5"/>
-              <w:bottom w:val="single" w:sz="6" w:space="0" w:color="D9C9C5"/>
-              <w:right w:val="single" w:sz="6" w:space="0" w:color="D9C9C5"/>
-            </w:tcBorders>
-            <w:tcMar>
-              <w:top w:w="60" w:type="dxa"/>
-              <w:left w:w="100" w:type="dxa"/>
-              <w:bottom w:w="60" w:type="dxa"/>
-              <w:right w:w="100" w:type="dxa"/>
-            </w:tcMar>
-            <w:hideMark/>
-          </w:tcPr>
-          <w:p>
-            <w:pPr>
-              <w:pStyle w:val="celda"/>
-              <w:rPr>
-                <w:rFonts w:ascii="Calibri" w:hAnsi="Calibri" w:cs="Calibri"/>
-                <w:color w:val="1F1A1A"/>
-                <w:sz w:val="19"/>
-                <w:szCs w:val="19"/>
-              </w:rPr>
-            </w:pPr>
-            <w:r>
-              <w:rPr>
-                <w:rFonts w:ascii="Calibri" w:hAnsi="Calibri" w:cs="Calibri"/>
-                <w:color w:val="1F1A1A"/>
-                <w:sz w:val="19"/>
-                <w:szCs w:val="19"/>
-              </w:rPr>
-              <w:t>Tocar un grupo</w:t>
+              <w:t>prefecto_horarios.xml</w:t>
+            </w:r>
+          </w:p>
+        </w:tc>
+        <w:tc>
+          <w:tcPr>
+            <w:tcW w:w="0" w:type="auto"/>
+            <w:tcBorders>
+              <w:top w:val="single" w:sz="6" w:space="0" w:color="D9C9C5"/>
+              <w:left w:val="single" w:sz="6" w:space="0" w:color="D9C9C5"/>
+              <w:bottom w:val="single" w:sz="6" w:space="0" w:color="D9C9C5"/>
+              <w:right w:val="single" w:sz="6" w:space="0" w:color="D9C9C5"/>
+            </w:tcBorders>
+            <w:tcMar>
+              <w:top w:w="60" w:type="dxa"/>
+              <w:left w:w="100" w:type="dxa"/>
+              <w:bottom w:w="60" w:type="dxa"/>
+              <w:right w:w="100" w:type="dxa"/>
+            </w:tcMar>
+            <w:hideMark/>
+          </w:tcPr>
+          <w:p>
+            <w:pPr>
+              <w:pStyle w:val="celda"/>
+              <w:rPr>
+                <w:rFonts w:ascii="Calibri" w:hAnsi="Calibri" w:cs="Calibri"/>
+                <w:color w:val="1F1A1A"/>
+                <w:sz w:val="19"/>
+                <w:szCs w:val="19"/>
+              </w:rPr>
+            </w:pPr>
+            <w:r>
+              <w:rPr>
+                <w:rFonts w:ascii="Calibri" w:hAnsi="Calibri" w:cs="Calibri"/>
+                <w:color w:val="1F1A1A"/>
+                <w:sz w:val="19"/>
+                <w:szCs w:val="19"/>
+              </w:rPr>
+              <w:t>turno elegido y grupos del semestre</w:t>
+            </w:r>
+          </w:p>
+        </w:tc>
+        <w:tc>
+          <w:tcPr>
+            <w:tcW w:w="0" w:type="auto"/>
+            <w:tcBorders>
+              <w:top w:val="single" w:sz="6" w:space="0" w:color="D9C9C5"/>
+              <w:left w:val="single" w:sz="6" w:space="0" w:color="D9C9C5"/>
+              <w:bottom w:val="single" w:sz="6" w:space="0" w:color="D9C9C5"/>
+              <w:right w:val="single" w:sz="6" w:space="0" w:color="D9C9C5"/>
+            </w:tcBorders>
+            <w:tcMar>
+              <w:top w:w="60" w:type="dxa"/>
+              <w:left w:w="100" w:type="dxa"/>
+              <w:bottom w:w="60" w:type="dxa"/>
+              <w:right w:w="100" w:type="dxa"/>
+            </w:tcMar>
+            <w:hideMark/>
+          </w:tcPr>
+          <w:p>
+            <w:pPr>
+              <w:pStyle w:val="celda"/>
+              <w:rPr>
+                <w:rFonts w:ascii="Calibri" w:hAnsi="Calibri" w:cs="Calibri"/>
+                <w:color w:val="1F1A1A"/>
+                <w:sz w:val="19"/>
+                <w:szCs w:val="19"/>
+              </w:rPr>
+            </w:pPr>
+            <w:r>
+              <w:rPr>
+                <w:rFonts w:ascii="Calibri" w:hAnsi="Calibri" w:cs="Calibri"/>
+                <w:color w:val="1F1A1A"/>
+                <w:sz w:val="19"/>
+                <w:szCs w:val="19"/>
+              </w:rPr>
+              <w:t>Pestaña · Inicio</w:t>
             </w:r>
           </w:p>
         </w:tc>
@@ -6699,7 +6784,7 @@
                 <w:sz w:val="19"/>
                 <w:szCs w:val="19"/>
               </w:rPr>
-              <w:t>Calendario</w:t>
+              <w:t>Horario de un grupo</w:t>
             </w:r>
           </w:p>
         </w:tc>
@@ -6734,83 +6819,83 @@
               <w:rPr>
                 <w:rStyle w:val="HTMLCode"/>
               </w:rPr>
-              <w:t>comun_calendario.xml</w:t>
-            </w:r>
-          </w:p>
-        </w:tc>
-        <w:tc>
-          <w:tcPr>
-            <w:tcW w:w="0" w:type="auto"/>
-            <w:tcBorders>
-              <w:top w:val="single" w:sz="6" w:space="0" w:color="D9C9C5"/>
-              <w:left w:val="single" w:sz="6" w:space="0" w:color="D9C9C5"/>
-              <w:bottom w:val="single" w:sz="6" w:space="0" w:color="D9C9C5"/>
-              <w:right w:val="single" w:sz="6" w:space="0" w:color="D9C9C5"/>
-            </w:tcBorders>
-            <w:tcMar>
-              <w:top w:w="60" w:type="dxa"/>
-              <w:left w:w="100" w:type="dxa"/>
-              <w:bottom w:w="60" w:type="dxa"/>
-              <w:right w:w="100" w:type="dxa"/>
-            </w:tcMar>
-            <w:hideMark/>
-          </w:tcPr>
-          <w:p>
-            <w:pPr>
-              <w:pStyle w:val="celda"/>
-              <w:rPr>
-                <w:rFonts w:ascii="Calibri" w:hAnsi="Calibri" w:cs="Calibri"/>
-                <w:color w:val="1F1A1A"/>
-                <w:sz w:val="19"/>
-                <w:szCs w:val="19"/>
-              </w:rPr>
-            </w:pPr>
-            <w:r>
-              <w:rPr>
-                <w:rFonts w:ascii="Calibri" w:hAnsi="Calibri" w:cs="Calibri"/>
-                <w:color w:val="1F1A1A"/>
-                <w:sz w:val="19"/>
-                <w:szCs w:val="19"/>
-              </w:rPr>
-              <w:t>mes y eventos</w:t>
-            </w:r>
-          </w:p>
-        </w:tc>
-        <w:tc>
-          <w:tcPr>
-            <w:tcW w:w="0" w:type="auto"/>
-            <w:tcBorders>
-              <w:top w:val="single" w:sz="6" w:space="0" w:color="D9C9C5"/>
-              <w:left w:val="single" w:sz="6" w:space="0" w:color="D9C9C5"/>
-              <w:bottom w:val="single" w:sz="6" w:space="0" w:color="D9C9C5"/>
-              <w:right w:val="single" w:sz="6" w:space="0" w:color="D9C9C5"/>
-            </w:tcBorders>
-            <w:tcMar>
-              <w:top w:w="60" w:type="dxa"/>
-              <w:left w:w="100" w:type="dxa"/>
-              <w:bottom w:w="60" w:type="dxa"/>
-              <w:right w:w="100" w:type="dxa"/>
-            </w:tcMar>
-            <w:hideMark/>
-          </w:tcPr>
-          <w:p>
-            <w:pPr>
-              <w:pStyle w:val="celda"/>
-              <w:rPr>
-                <w:rFonts w:ascii="Calibri" w:hAnsi="Calibri" w:cs="Calibri"/>
-                <w:color w:val="1F1A1A"/>
-                <w:sz w:val="19"/>
-                <w:szCs w:val="19"/>
-              </w:rPr>
-            </w:pPr>
-            <w:r>
-              <w:rPr>
-                <w:rFonts w:ascii="Calibri" w:hAnsi="Calibri" w:cs="Calibri"/>
-                <w:color w:val="1F1A1A"/>
-                <w:sz w:val="19"/>
-                <w:szCs w:val="19"/>
-              </w:rPr>
-              <w:t>Pestaña · Inicio</w:t>
+              <w:t>comun_horario.xml</w:t>
+            </w:r>
+          </w:p>
+        </w:tc>
+        <w:tc>
+          <w:tcPr>
+            <w:tcW w:w="0" w:type="auto"/>
+            <w:tcBorders>
+              <w:top w:val="single" w:sz="6" w:space="0" w:color="D9C9C5"/>
+              <w:left w:val="single" w:sz="6" w:space="0" w:color="D9C9C5"/>
+              <w:bottom w:val="single" w:sz="6" w:space="0" w:color="D9C9C5"/>
+              <w:right w:val="single" w:sz="6" w:space="0" w:color="D9C9C5"/>
+            </w:tcBorders>
+            <w:tcMar>
+              <w:top w:w="60" w:type="dxa"/>
+              <w:left w:w="100" w:type="dxa"/>
+              <w:bottom w:w="60" w:type="dxa"/>
+              <w:right w:w="100" w:type="dxa"/>
+            </w:tcMar>
+            <w:hideMark/>
+          </w:tcPr>
+          <w:p>
+            <w:pPr>
+              <w:pStyle w:val="celda"/>
+              <w:rPr>
+                <w:rFonts w:ascii="Calibri" w:hAnsi="Calibri" w:cs="Calibri"/>
+                <w:color w:val="1F1A1A"/>
+                <w:sz w:val="19"/>
+                <w:szCs w:val="19"/>
+              </w:rPr>
+            </w:pPr>
+            <w:r>
+              <w:rPr>
+                <w:rFonts w:ascii="Calibri" w:hAnsi="Calibri" w:cs="Calibri"/>
+                <w:color w:val="1F1A1A"/>
+                <w:sz w:val="19"/>
+                <w:szCs w:val="19"/>
+              </w:rPr>
+              <w:t>grupo elegido, día, clases</w:t>
+            </w:r>
+          </w:p>
+        </w:tc>
+        <w:tc>
+          <w:tcPr>
+            <w:tcW w:w="0" w:type="auto"/>
+            <w:tcBorders>
+              <w:top w:val="single" w:sz="6" w:space="0" w:color="D9C9C5"/>
+              <w:left w:val="single" w:sz="6" w:space="0" w:color="D9C9C5"/>
+              <w:bottom w:val="single" w:sz="6" w:space="0" w:color="D9C9C5"/>
+              <w:right w:val="single" w:sz="6" w:space="0" w:color="D9C9C5"/>
+            </w:tcBorders>
+            <w:tcMar>
+              <w:top w:w="60" w:type="dxa"/>
+              <w:left w:w="100" w:type="dxa"/>
+              <w:bottom w:w="60" w:type="dxa"/>
+              <w:right w:w="100" w:type="dxa"/>
+            </w:tcMar>
+            <w:hideMark/>
+          </w:tcPr>
+          <w:p>
+            <w:pPr>
+              <w:pStyle w:val="celda"/>
+              <w:rPr>
+                <w:rFonts w:ascii="Calibri" w:hAnsi="Calibri" w:cs="Calibri"/>
+                <w:color w:val="1F1A1A"/>
+                <w:sz w:val="19"/>
+                <w:szCs w:val="19"/>
+              </w:rPr>
+            </w:pPr>
+            <w:r>
+              <w:rPr>
+                <w:rFonts w:ascii="Calibri" w:hAnsi="Calibri" w:cs="Calibri"/>
+                <w:color w:val="1F1A1A"/>
+                <w:sz w:val="19"/>
+                <w:szCs w:val="19"/>
+              </w:rPr>
+              <w:t>Tocar un grupo</w:t>
             </w:r>
           </w:p>
         </w:tc>
@@ -6850,7 +6935,7 @@
                 <w:sz w:val="19"/>
                 <w:szCs w:val="19"/>
               </w:rPr>
-              <w:t>Perfil</w:t>
+              <w:t>Calendario</w:t>
             </w:r>
           </w:p>
         </w:tc>
@@ -6885,83 +6970,83 @@
               <w:rPr>
                 <w:rStyle w:val="HTMLCode"/>
               </w:rPr>
-              <w:t>comun_perfil_personal.xml</w:t>
-            </w:r>
-          </w:p>
-        </w:tc>
-        <w:tc>
-          <w:tcPr>
-            <w:tcW w:w="0" w:type="auto"/>
-            <w:tcBorders>
-              <w:top w:val="single" w:sz="6" w:space="0" w:color="D9C9C5"/>
-              <w:left w:val="single" w:sz="6" w:space="0" w:color="D9C9C5"/>
-              <w:bottom w:val="single" w:sz="6" w:space="0" w:color="D9C9C5"/>
-              <w:right w:val="single" w:sz="6" w:space="0" w:color="D9C9C5"/>
-            </w:tcBorders>
-            <w:tcMar>
-              <w:top w:w="60" w:type="dxa"/>
-              <w:left w:w="100" w:type="dxa"/>
-              <w:bottom w:w="60" w:type="dxa"/>
-              <w:right w:w="100" w:type="dxa"/>
-            </w:tcMar>
-            <w:hideMark/>
-          </w:tcPr>
-          <w:p>
-            <w:pPr>
-              <w:pStyle w:val="celda"/>
-              <w:rPr>
-                <w:rFonts w:ascii="Calibri" w:hAnsi="Calibri" w:cs="Calibri"/>
-                <w:color w:val="1F1A1A"/>
-                <w:sz w:val="19"/>
-                <w:szCs w:val="19"/>
-              </w:rPr>
-            </w:pPr>
-            <w:r>
-              <w:rPr>
-                <w:rFonts w:ascii="Calibri" w:hAnsi="Calibri" w:cs="Calibri"/>
-                <w:color w:val="1F1A1A"/>
-                <w:sz w:val="19"/>
-                <w:szCs w:val="19"/>
-              </w:rPr>
-              <w:t>nombre, usuario, correo</w:t>
-            </w:r>
-          </w:p>
-        </w:tc>
-        <w:tc>
-          <w:tcPr>
-            <w:tcW w:w="0" w:type="auto"/>
-            <w:tcBorders>
-              <w:top w:val="single" w:sz="6" w:space="0" w:color="D9C9C5"/>
-              <w:left w:val="single" w:sz="6" w:space="0" w:color="D9C9C5"/>
-              <w:bottom w:val="single" w:sz="6" w:space="0" w:color="D9C9C5"/>
-              <w:right w:val="single" w:sz="6" w:space="0" w:color="D9C9C5"/>
-            </w:tcBorders>
-            <w:tcMar>
-              <w:top w:w="60" w:type="dxa"/>
-              <w:left w:w="100" w:type="dxa"/>
-              <w:bottom w:w="60" w:type="dxa"/>
-              <w:right w:w="100" w:type="dxa"/>
-            </w:tcMar>
-            <w:hideMark/>
-          </w:tcPr>
-          <w:p>
-            <w:pPr>
-              <w:pStyle w:val="celda"/>
-              <w:rPr>
-                <w:rFonts w:ascii="Calibri" w:hAnsi="Calibri" w:cs="Calibri"/>
-                <w:color w:val="1F1A1A"/>
-                <w:sz w:val="19"/>
-                <w:szCs w:val="19"/>
-              </w:rPr>
-            </w:pPr>
-            <w:r>
-              <w:rPr>
-                <w:rFonts w:ascii="Calibri" w:hAnsi="Calibri" w:cs="Calibri"/>
-                <w:color w:val="1F1A1A"/>
-                <w:sz w:val="19"/>
-                <w:szCs w:val="19"/>
-              </w:rPr>
-              <w:t>Pestaña</w:t>
+              <w:t>comun_calendario.xml</w:t>
+            </w:r>
+          </w:p>
+        </w:tc>
+        <w:tc>
+          <w:tcPr>
+            <w:tcW w:w="0" w:type="auto"/>
+            <w:tcBorders>
+              <w:top w:val="single" w:sz="6" w:space="0" w:color="D9C9C5"/>
+              <w:left w:val="single" w:sz="6" w:space="0" w:color="D9C9C5"/>
+              <w:bottom w:val="single" w:sz="6" w:space="0" w:color="D9C9C5"/>
+              <w:right w:val="single" w:sz="6" w:space="0" w:color="D9C9C5"/>
+            </w:tcBorders>
+            <w:tcMar>
+              <w:top w:w="60" w:type="dxa"/>
+              <w:left w:w="100" w:type="dxa"/>
+              <w:bottom w:w="60" w:type="dxa"/>
+              <w:right w:w="100" w:type="dxa"/>
+            </w:tcMar>
+            <w:hideMark/>
+          </w:tcPr>
+          <w:p>
+            <w:pPr>
+              <w:pStyle w:val="celda"/>
+              <w:rPr>
+                <w:rFonts w:ascii="Calibri" w:hAnsi="Calibri" w:cs="Calibri"/>
+                <w:color w:val="1F1A1A"/>
+                <w:sz w:val="19"/>
+                <w:szCs w:val="19"/>
+              </w:rPr>
+            </w:pPr>
+            <w:r>
+              <w:rPr>
+                <w:rFonts w:ascii="Calibri" w:hAnsi="Calibri" w:cs="Calibri"/>
+                <w:color w:val="1F1A1A"/>
+                <w:sz w:val="19"/>
+                <w:szCs w:val="19"/>
+              </w:rPr>
+              <w:t>mes y eventos</w:t>
+            </w:r>
+          </w:p>
+        </w:tc>
+        <w:tc>
+          <w:tcPr>
+            <w:tcW w:w="0" w:type="auto"/>
+            <w:tcBorders>
+              <w:top w:val="single" w:sz="6" w:space="0" w:color="D9C9C5"/>
+              <w:left w:val="single" w:sz="6" w:space="0" w:color="D9C9C5"/>
+              <w:bottom w:val="single" w:sz="6" w:space="0" w:color="D9C9C5"/>
+              <w:right w:val="single" w:sz="6" w:space="0" w:color="D9C9C5"/>
+            </w:tcBorders>
+            <w:tcMar>
+              <w:top w:w="60" w:type="dxa"/>
+              <w:left w:w="100" w:type="dxa"/>
+              <w:bottom w:w="60" w:type="dxa"/>
+              <w:right w:w="100" w:type="dxa"/>
+            </w:tcMar>
+            <w:hideMark/>
+          </w:tcPr>
+          <w:p>
+            <w:pPr>
+              <w:pStyle w:val="celda"/>
+              <w:rPr>
+                <w:rFonts w:ascii="Calibri" w:hAnsi="Calibri" w:cs="Calibri"/>
+                <w:color w:val="1F1A1A"/>
+                <w:sz w:val="19"/>
+                <w:szCs w:val="19"/>
+              </w:rPr>
+            </w:pPr>
+            <w:r>
+              <w:rPr>
+                <w:rFonts w:ascii="Calibri" w:hAnsi="Calibri" w:cs="Calibri"/>
+                <w:color w:val="1F1A1A"/>
+                <w:sz w:val="19"/>
+                <w:szCs w:val="19"/>
+              </w:rPr>
+              <w:t>Pestaña · Inicio</w:t>
             </w:r>
           </w:p>
         </w:tc>
@@ -7001,6 +7086,157 @@
                 <w:sz w:val="19"/>
                 <w:szCs w:val="19"/>
               </w:rPr>
+              <w:t>Perfil</w:t>
+            </w:r>
+          </w:p>
+        </w:tc>
+        <w:tc>
+          <w:tcPr>
+            <w:tcW w:w="0" w:type="auto"/>
+            <w:tcBorders>
+              <w:top w:val="single" w:sz="6" w:space="0" w:color="D9C9C5"/>
+              <w:left w:val="single" w:sz="6" w:space="0" w:color="D9C9C5"/>
+              <w:bottom w:val="single" w:sz="6" w:space="0" w:color="D9C9C5"/>
+              <w:right w:val="single" w:sz="6" w:space="0" w:color="D9C9C5"/>
+            </w:tcBorders>
+            <w:tcMar>
+              <w:top w:w="60" w:type="dxa"/>
+              <w:left w:w="100" w:type="dxa"/>
+              <w:bottom w:w="60" w:type="dxa"/>
+              <w:right w:w="100" w:type="dxa"/>
+            </w:tcMar>
+            <w:hideMark/>
+          </w:tcPr>
+          <w:p>
+            <w:pPr>
+              <w:pStyle w:val="celda"/>
+              <w:rPr>
+                <w:rFonts w:ascii="Calibri" w:hAnsi="Calibri" w:cs="Calibri"/>
+                <w:color w:val="1F1A1A"/>
+                <w:sz w:val="19"/>
+                <w:szCs w:val="19"/>
+              </w:rPr>
+            </w:pPr>
+            <w:r>
+              <w:rPr>
+                <w:rStyle w:val="HTMLCode"/>
+              </w:rPr>
+              <w:t>comun_perfil_personal.xml</w:t>
+            </w:r>
+          </w:p>
+        </w:tc>
+        <w:tc>
+          <w:tcPr>
+            <w:tcW w:w="0" w:type="auto"/>
+            <w:tcBorders>
+              <w:top w:val="single" w:sz="6" w:space="0" w:color="D9C9C5"/>
+              <w:left w:val="single" w:sz="6" w:space="0" w:color="D9C9C5"/>
+              <w:bottom w:val="single" w:sz="6" w:space="0" w:color="D9C9C5"/>
+              <w:right w:val="single" w:sz="6" w:space="0" w:color="D9C9C5"/>
+            </w:tcBorders>
+            <w:tcMar>
+              <w:top w:w="60" w:type="dxa"/>
+              <w:left w:w="100" w:type="dxa"/>
+              <w:bottom w:w="60" w:type="dxa"/>
+              <w:right w:w="100" w:type="dxa"/>
+            </w:tcMar>
+            <w:hideMark/>
+          </w:tcPr>
+          <w:p>
+            <w:pPr>
+              <w:pStyle w:val="celda"/>
+              <w:rPr>
+                <w:rFonts w:ascii="Calibri" w:hAnsi="Calibri" w:cs="Calibri"/>
+                <w:color w:val="1F1A1A"/>
+                <w:sz w:val="19"/>
+                <w:szCs w:val="19"/>
+              </w:rPr>
+            </w:pPr>
+            <w:r>
+              <w:rPr>
+                <w:rFonts w:ascii="Calibri" w:hAnsi="Calibri" w:cs="Calibri"/>
+                <w:color w:val="1F1A1A"/>
+                <w:sz w:val="19"/>
+                <w:szCs w:val="19"/>
+              </w:rPr>
+              <w:t>nombre, usuario, correo</w:t>
+            </w:r>
+          </w:p>
+        </w:tc>
+        <w:tc>
+          <w:tcPr>
+            <w:tcW w:w="0" w:type="auto"/>
+            <w:tcBorders>
+              <w:top w:val="single" w:sz="6" w:space="0" w:color="D9C9C5"/>
+              <w:left w:val="single" w:sz="6" w:space="0" w:color="D9C9C5"/>
+              <w:bottom w:val="single" w:sz="6" w:space="0" w:color="D9C9C5"/>
+              <w:right w:val="single" w:sz="6" w:space="0" w:color="D9C9C5"/>
+            </w:tcBorders>
+            <w:tcMar>
+              <w:top w:w="60" w:type="dxa"/>
+              <w:left w:w="100" w:type="dxa"/>
+              <w:bottom w:w="60" w:type="dxa"/>
+              <w:right w:w="100" w:type="dxa"/>
+            </w:tcMar>
+            <w:hideMark/>
+          </w:tcPr>
+          <w:p>
+            <w:pPr>
+              <w:pStyle w:val="celda"/>
+              <w:rPr>
+                <w:rFonts w:ascii="Calibri" w:hAnsi="Calibri" w:cs="Calibri"/>
+                <w:color w:val="1F1A1A"/>
+                <w:sz w:val="19"/>
+                <w:szCs w:val="19"/>
+              </w:rPr>
+            </w:pPr>
+            <w:r>
+              <w:rPr>
+                <w:rFonts w:ascii="Calibri" w:hAnsi="Calibri" w:cs="Calibri"/>
+                <w:color w:val="1F1A1A"/>
+                <w:sz w:val="19"/>
+                <w:szCs w:val="19"/>
+              </w:rPr>
+              <w:t>Pestaña</w:t>
+            </w:r>
+          </w:p>
+        </w:tc>
+      </w:tr>
+      <w:tr>
+        <w:tc>
+          <w:tcPr>
+            <w:tcW w:w="0" w:type="auto"/>
+            <w:tcBorders>
+              <w:top w:val="single" w:sz="6" w:space="0" w:color="D9C9C5"/>
+              <w:left w:val="single" w:sz="6" w:space="0" w:color="D9C9C5"/>
+              <w:bottom w:val="single" w:sz="6" w:space="0" w:color="D9C9C5"/>
+              <w:right w:val="single" w:sz="6" w:space="0" w:color="D9C9C5"/>
+            </w:tcBorders>
+            <w:tcMar>
+              <w:top w:w="60" w:type="dxa"/>
+              <w:left w:w="100" w:type="dxa"/>
+              <w:bottom w:w="60" w:type="dxa"/>
+              <w:right w:w="100" w:type="dxa"/>
+            </w:tcMar>
+            <w:hideMark/>
+          </w:tcPr>
+          <w:p>
+            <w:pPr>
+              <w:pStyle w:val="celda"/>
+              <w:rPr>
+                <w:rFonts w:ascii="Calibri" w:hAnsi="Calibri" w:cs="Calibri"/>
+                <w:color w:val="1F1A1A"/>
+                <w:sz w:val="19"/>
+                <w:szCs w:val="19"/>
+              </w:rPr>
+            </w:pPr>
+            <w:r>
+              <w:rPr>
+                <w:rFonts w:ascii="Calibri" w:hAnsi="Calibri" w:cs="Calibri"/>
+                <w:color w:val="1F1A1A"/>
+                <w:sz w:val="19"/>
+                <w:szCs w:val="19"/>
+              </w:rPr>
               <w:t>Notificaciones</w:t>
             </w:r>
           </w:p>
@@ -7074,45 +7310,54 @@
                 <w:sz w:val="19"/>
                 <w:szCs w:val="19"/>
               </w:rPr>
-              <w:t>avisos</w:t>
-            </w:r>
-          </w:p>
-        </w:tc>
-        <w:tc>
-          <w:tcPr>
-            <w:tcW w:w="0" w:type="auto"/>
-            <w:tcBorders>
-              <w:top w:val="single" w:sz="6" w:space="0" w:color="D9C9C5"/>
-              <w:left w:val="single" w:sz="6" w:space="0" w:color="D9C9C5"/>
-              <w:bottom w:val="single" w:sz="6" w:space="0" w:color="D9C9C5"/>
-              <w:right w:val="single" w:sz="6" w:space="0" w:color="D9C9C5"/>
-            </w:tcBorders>
-            <w:tcMar>
-              <w:top w:w="60" w:type="dxa"/>
-              <w:left w:w="100" w:type="dxa"/>
-              <w:bottom w:w="60" w:type="dxa"/>
-              <w:right w:w="100" w:type="dxa"/>
-            </w:tcMar>
-            <w:hideMark/>
-          </w:tcPr>
-          <w:p>
-            <w:pPr>
-              <w:pStyle w:val="celda"/>
-              <w:rPr>
-                <w:rFonts w:ascii="Calibri" w:hAnsi="Calibri" w:cs="Calibri"/>
-                <w:color w:val="1F1A1A"/>
-                <w:sz w:val="19"/>
-                <w:szCs w:val="19"/>
-              </w:rPr>
-            </w:pPr>
-            <w:r>
-              <w:rPr>
-                <w:rFonts w:ascii="Calibri" w:hAnsi="Calibri" w:cs="Calibri"/>
-                <w:color w:val="1F1A1A"/>
-                <w:sz w:val="19"/>
-                <w:szCs w:val="19"/>
-              </w:rPr>
-              <w:t>Campana de Inicio</w:t>
+              <w:t>grupos que ya salieron hoy ("Grupo 102 ya salió de clases") y sus avisos</w:t>
+            </w:r>
+          </w:p>
+        </w:tc>
+        <w:tc>
+          <w:tcPr>
+            <w:tcW w:w="0" w:type="auto"/>
+            <w:tcBorders>
+              <w:top w:val="single" w:sz="6" w:space="0" w:color="D9C9C5"/>
+              <w:left w:val="single" w:sz="6" w:space="0" w:color="D9C9C5"/>
+              <w:bottom w:val="single" w:sz="6" w:space="0" w:color="D9C9C5"/>
+              <w:right w:val="single" w:sz="6" w:space="0" w:color="D9C9C5"/>
+            </w:tcBorders>
+            <w:tcMar>
+              <w:top w:w="60" w:type="dxa"/>
+              <w:left w:w="100" w:type="dxa"/>
+              <w:bottom w:w="60" w:type="dxa"/>
+              <w:right w:w="100" w:type="dxa"/>
+            </w:tcMar>
+            <w:hideMark/>
+          </w:tcPr>
+          <w:p>
+            <w:pPr>
+              <w:pStyle w:val="celda"/>
+              <w:rPr>
+                <w:rFonts w:ascii="Calibri" w:hAnsi="Calibri" w:cs="Calibri"/>
+                <w:color w:val="1F1A1A"/>
+                <w:sz w:val="19"/>
+                <w:szCs w:val="19"/>
+              </w:rPr>
+            </w:pPr>
+            <w:r>
+              <w:rPr>
+                <w:rFonts w:ascii="Calibri" w:hAnsi="Calibri" w:cs="Calibri"/>
+                <w:color w:val="1F1A1A"/>
+                <w:sz w:val="19"/>
+                <w:szCs w:val="19"/>
+              </w:rPr>
+              <w:t xml:space="preserve">Campana de Inicio · menú </w:t>
+            </w:r>
+            <w:r>
+              <w:rPr>
+                <w:rFonts w:ascii="Segoe UI Symbol" w:hAnsi="Segoe UI Symbol" w:cs="Segoe UI Symbol"/>
+                <w:color w:val="1F1A1A"/>
+                <w:sz w:val="19"/>
+                <w:szCs w:val="19"/>
+              </w:rPr>
+              <w:t>☰</w:t>
             </w:r>
           </w:p>
         </w:tc>
@@ -7292,7 +7537,7 @@
           <w:sz w:val="22"/>
           <w:szCs w:val="22"/>
         </w:rPr>
-        <w:t>Escaneo</w:t>
+        <w:t>Alertas (ADR-010):</w:t>
       </w:r>
       <w:r>
         <w:rPr>
@@ -7301,13 +7546,13 @@
           <w:sz w:val="22"/>
           <w:szCs w:val="22"/>
         </w:rPr>
-        <w:t xml:space="preserve"> (ADR-009): el QR del alumno lleva </w:t>
+        <w:t xml:space="preserve"> "Alertas de hoy" junta todos los escaneos de hoy con alerta. El resultado de cada escaneo dice por qué saltó ("Control Escolar lo desactivó por pago", "Castigo: … (lo registró …)"…). Las alertas </w:t>
       </w:r>
       <w:r>
         <w:rPr>
           <w:rStyle w:val="HTMLCode"/>
         </w:rPr>
-        <w:t>CETIS61:</w:t>
+        <w:t>inactivo</w:t>
       </w:r>
       <w:r>
         <w:rPr>
@@ -7316,13 +7561,13 @@
           <w:sz w:val="22"/>
           <w:szCs w:val="22"/>
         </w:rPr>
-        <w:t xml:space="preserve"> + su No. de control. Al leerlo (o al teclear los 14 dígitos) la app busca al alumno, decide si hay alerta (</w:t>
+        <w:t xml:space="preserve"> y </w:t>
       </w:r>
       <w:r>
         <w:rPr>
           <w:rStyle w:val="HTMLCode"/>
         </w:rPr>
-        <w:t>datos/Escaneo.kt</w:t>
+        <w:t>salida_fuera_de_horario</w:t>
       </w:r>
       <w:r>
         <w:rPr>
@@ -7331,7 +7576,22 @@
           <w:sz w:val="22"/>
           <w:szCs w:val="22"/>
         </w:rPr>
-        <w:t>) y guarda el registro; si no hubo alerta, cambia su ubicación y avisa a sus padres dentro de la app. El resultado se ve en verde ("Entrada registrada") o en rojo con el título de la alerta. El mismo QR no se registra dos veces seguidas (20 segundos de espera).</w:t>
+        <w:t xml:space="preserve"> también se le avisan al padre (lo decide </w:t>
+      </w:r>
+      <w:r>
+        <w:rPr>
+          <w:rStyle w:val="HTMLCode"/>
+        </w:rPr>
+        <w:t>configuracion/plantel.avisarAlPadreAlertas</w:t>
+      </w:r>
+      <w:r>
+        <w:rPr>
+          <w:rFonts w:ascii="Calibri" w:eastAsia="Times New Roman" w:hAnsi="Calibri" w:cs="Calibri"/>
+          <w:color w:val="1F1A1A"/>
+          <w:sz w:val="22"/>
+          <w:szCs w:val="22"/>
+        </w:rPr>
+        <w:t>).</w:t>
       </w:r>
     </w:p>
     <w:p>
@@ -7357,7 +7617,7 @@
           <w:sz w:val="22"/>
           <w:szCs w:val="22"/>
         </w:rPr>
-        <w:t>Alertas:</w:t>
+        <w:t>Escaneo</w:t>
       </w:r>
       <w:r>
         <w:rPr>
@@ -7366,7 +7626,46 @@
           <w:sz w:val="22"/>
           <w:szCs w:val="22"/>
         </w:rPr>
-        <w:t xml:space="preserve"> no dado de alta, inactivo (pago o salud), ya ingresó, no ha ingresado, castigo y salida fuera de horario. Cuándo sale cada una: ADR-009 y BASE_DE_DATOS §5.3.</w:t>
+        <w:t xml:space="preserve"> (ADR-009): el QR del alumno lleva </w:t>
+      </w:r>
+      <w:r>
+        <w:rPr>
+          <w:rStyle w:val="HTMLCode"/>
+        </w:rPr>
+        <w:t>CETIS61:</w:t>
+      </w:r>
+      <w:r>
+        <w:rPr>
+          <w:rFonts w:ascii="Calibri" w:eastAsia="Times New Roman" w:hAnsi="Calibri" w:cs="Calibri"/>
+          <w:color w:val="1F1A1A"/>
+          <w:sz w:val="22"/>
+          <w:szCs w:val="22"/>
+        </w:rPr>
+        <w:t xml:space="preserve"> </w:t>
+      </w:r>
+      <w:r>
+        <w:rPr>
+          <w:rFonts w:ascii="Calibri" w:eastAsia="Times New Roman" w:hAnsi="Calibri" w:cs="Calibri"/>
+          <w:color w:val="1F1A1A"/>
+          <w:sz w:val="22"/>
+          <w:szCs w:val="22"/>
+        </w:rPr>
+        <w:t>+ su No. de control. Al leerlo (o al teclear los 14 dígitos) la app busca al alumno, decide si hay alerta (</w:t>
+      </w:r>
+      <w:r>
+        <w:rPr>
+          <w:rStyle w:val="HTMLCode"/>
+        </w:rPr>
+        <w:t>datos/Escaneo.kt</w:t>
+      </w:r>
+      <w:r>
+        <w:rPr>
+          <w:rFonts w:ascii="Calibri" w:eastAsia="Times New Roman" w:hAnsi="Calibri" w:cs="Calibri"/>
+          <w:color w:val="1F1A1A"/>
+          <w:sz w:val="22"/>
+          <w:szCs w:val="22"/>
+        </w:rPr>
+        <w:t>) y guarda el registro; si no hubo alerta, cambia su ubicación y avisa a sus padres dentro de la app. El resultado se ve en verde ("Entrada registrada") o en rojo con el título de la alerta. El mismo QR no se registra dos veces seguidas (20 segundos de espera).</w:t>
       </w:r>
     </w:p>
     <w:p>
@@ -7392,7 +7691,7 @@
           <w:sz w:val="22"/>
           <w:szCs w:val="22"/>
         </w:rPr>
-        <w:t>Salidas de hoy:</w:t>
+        <w:t>Alertas:</w:t>
       </w:r>
       <w:r>
         <w:rPr>
@@ -7410,7 +7709,7 @@
           <w:sz w:val="22"/>
           <w:szCs w:val="22"/>
         </w:rPr>
-        <w:t>cuando un profesor da salida a su grupo, aparece al instante en el Inicio del prefecto ("Grupo 102 puede salir · 11:40 am · materia · profesor").</w:t>
+        <w:t>no dado de alta, inactivo (pago o salud), ya ingresó, no ha ingresado, castigo y salida fuera de horario. Cuándo sale cada una: ADR-009 y BASE_DE_DATOS §5.3.</w:t>
       </w:r>
     </w:p>
     <w:p>
@@ -7436,7 +7735,7 @@
           <w:sz w:val="22"/>
           <w:szCs w:val="22"/>
         </w:rPr>
-        <w:t>Turno:</w:t>
+        <w:t>Salidas de hoy:</w:t>
       </w:r>
       <w:r>
         <w:rPr>
@@ -7445,11 +7744,16 @@
           <w:sz w:val="22"/>
           <w:szCs w:val="22"/>
         </w:rPr>
-        <w:t xml:space="preserve"> antes de la 1 pm se muestran primero los grupos del matutino; después, los del vespertino. Los chips cambian de turno.</w:t>
+        <w:t xml:space="preserve"> cuando un profesor da salida a su grupo, aparece al instante en el Inicio del prefecto ("Grupo 102 puede salir · 11:40 am · materia · profesor").</w:t>
       </w:r>
     </w:p>
     <w:p>
       <w:pPr>
+        <w:numPr>
+          <w:ilvl w:val="0"/>
+          <w:numId w:val="2"/>
+        </w:numPr>
+        <w:spacing w:after="120"/>
         <w:rPr>
           <w:rFonts w:ascii="Calibri" w:eastAsia="Times New Roman" w:hAnsi="Calibri" w:cs="Calibri"/>
           <w:color w:val="1F1A1A"/>
@@ -7460,11 +7764,41 @@
       <w:r>
         <w:rPr>
           <w:rFonts w:ascii="Calibri" w:eastAsia="Times New Roman" w:hAnsi="Calibri" w:cs="Calibri"/>
-          <w:color w:val="1F1A1A"/>
-          <w:sz w:val="22"/>
-          <w:szCs w:val="22"/>
-        </w:rPr>
-        <w:pict w14:anchorId="33E3D33D">
+          <w:b/>
+          <w:bCs/>
+          <w:color w:val="1F1A1A"/>
+          <w:sz w:val="22"/>
+          <w:szCs w:val="22"/>
+        </w:rPr>
+        <w:t>Turno:</w:t>
+      </w:r>
+      <w:r>
+        <w:rPr>
+          <w:rFonts w:ascii="Calibri" w:eastAsia="Times New Roman" w:hAnsi="Calibri" w:cs="Calibri"/>
+          <w:color w:val="1F1A1A"/>
+          <w:sz w:val="22"/>
+          <w:szCs w:val="22"/>
+        </w:rPr>
+        <w:t xml:space="preserve"> antes de la 1 pm se muestran primero los grupos del matutino; después, los del vespertino. Los chips cambian de turno.</w:t>
+      </w:r>
+    </w:p>
+    <w:p>
+      <w:pPr>
+        <w:rPr>
+          <w:rFonts w:ascii="Calibri" w:eastAsia="Times New Roman" w:hAnsi="Calibri" w:cs="Calibri"/>
+          <w:color w:val="1F1A1A"/>
+          <w:sz w:val="22"/>
+          <w:szCs w:val="22"/>
+        </w:rPr>
+      </w:pPr>
+      <w:r>
+        <w:rPr>
+          <w:rFonts w:ascii="Calibri" w:eastAsia="Times New Roman" w:hAnsi="Calibri" w:cs="Calibri"/>
+          <w:color w:val="1F1A1A"/>
+          <w:sz w:val="22"/>
+          <w:szCs w:val="22"/>
+        </w:rPr>
+        <w:pict w14:anchorId="7848FAB7">
           <v:rect id="_x0000_i1028" style="width:0;height:1.5pt" o:hralign="center" o:hrstd="t" o:hr="t" fillcolor="#a0a0a0" stroked="f"/>
         </w:pict>
       </w:r>
@@ -7545,10 +7879,10 @@
         <w:tblLook w:val="04A0" w:firstRow="1" w:lastRow="0" w:firstColumn="1" w:lastColumn="0" w:noHBand="0" w:noVBand="1"/>
       </w:tblPr>
       <w:tblGrid>
-        <w:gridCol w:w="1720"/>
-        <w:gridCol w:w="3847"/>
-        <w:gridCol w:w="2803"/>
-        <w:gridCol w:w="1294"/>
+        <w:gridCol w:w="1578"/>
+        <w:gridCol w:w="3555"/>
+        <w:gridCol w:w="3360"/>
+        <w:gridCol w:w="1171"/>
       </w:tblGrid>
       <w:tr>
         <w:tc>
@@ -8451,7 +8785,7 @@
                 <w:sz w:val="19"/>
                 <w:szCs w:val="19"/>
               </w:rPr>
-              <w:t>alumno; tipo elegido; descripción</w:t>
+              <w:t>alumno; tipo elegido; descripción; aviso "Su padre o tutor recibirá un aviso…" si el tipo se avisa</w:t>
             </w:r>
           </w:p>
         </w:tc>
@@ -9334,9 +9668,9 @@
         <w:tblLook w:val="04A0" w:firstRow="1" w:lastRow="0" w:firstColumn="1" w:lastColumn="0" w:noHBand="0" w:noVBand="1"/>
       </w:tblPr>
       <w:tblGrid>
-        <w:gridCol w:w="1029"/>
-        <w:gridCol w:w="6202"/>
-        <w:gridCol w:w="2433"/>
+        <w:gridCol w:w="953"/>
+        <w:gridCol w:w="6835"/>
+        <w:gridCol w:w="1876"/>
       </w:tblGrid>
       <w:tr>
         <w:tc>
@@ -9615,6 +9949,50 @@
                 <w:rStyle w:val="HTMLCode"/>
               </w:rPr>
               <w:t>asignadoPorNombre</w:t>
+            </w:r>
+            <w:r>
+              <w:rPr>
+                <w:rFonts w:ascii="Calibri" w:hAnsi="Calibri" w:cs="Calibri"/>
+                <w:color w:val="1F1A1A"/>
+                <w:sz w:val="19"/>
+                <w:szCs w:val="19"/>
+              </w:rPr>
+              <w:t xml:space="preserve">; </w:t>
+            </w:r>
+            <w:r>
+              <w:rPr>
+                <w:rFonts w:ascii="Calibri" w:hAnsi="Calibri" w:cs="Calibri"/>
+                <w:b/>
+                <w:bCs/>
+                <w:color w:val="1F1A1A"/>
+                <w:sz w:val="19"/>
+                <w:szCs w:val="19"/>
+              </w:rPr>
+              <w:t>en el mismo lote</w:t>
+            </w:r>
+            <w:r>
+              <w:rPr>
+                <w:rFonts w:ascii="Calibri" w:hAnsi="Calibri" w:cs="Calibri"/>
+                <w:color w:val="1F1A1A"/>
+                <w:sz w:val="19"/>
+                <w:szCs w:val="19"/>
+              </w:rPr>
+              <w:t xml:space="preserve">, un aviso para cada padre si el tipo está en </w:t>
+            </w:r>
+            <w:r>
+              <w:rPr>
+                <w:rStyle w:val="HTMLCode"/>
+              </w:rPr>
+              <w:t>configuracion/plantel.avisarAlPadreEstatus</w:t>
+            </w:r>
+            <w:r>
+              <w:rPr>
+                <w:rFonts w:ascii="Calibri" w:hAnsi="Calibri" w:cs="Calibri"/>
+                <w:color w:val="1F1A1A"/>
+                <w:sz w:val="19"/>
+                <w:szCs w:val="19"/>
+              </w:rPr>
+              <w:t xml:space="preserve"> (ADR-010)</w:t>
             </w:r>
           </w:p>
         </w:tc>
@@ -10046,7 +10424,7 @@
           <w:sz w:val="22"/>
           <w:szCs w:val="22"/>
         </w:rPr>
-        <w:pict w14:anchorId="462BA9F2">
+        <w:pict w14:anchorId="22C745A7">
           <v:rect id="_x0000_i1029" style="width:0;height:1.5pt" o:hralign="center" o:hrstd="t" o:hr="t" fillcolor="#a0a0a0" stroked="f"/>
         </w:pict>
       </w:r>
@@ -10128,8 +10506,8 @@
       </w:tblPr>
       <w:tblGrid>
         <w:gridCol w:w="2972"/>
-        <w:gridCol w:w="1839"/>
-        <w:gridCol w:w="4853"/>
+        <w:gridCol w:w="1577"/>
+        <w:gridCol w:w="5115"/>
       </w:tblGrid>
       <w:tr>
         <w:tc>
@@ -10445,45 +10823,65 @@
                 <w:sz w:val="19"/>
                 <w:szCs w:val="19"/>
               </w:rPr>
-              <w:t>Padre, prefecto, profesor</w:t>
-            </w:r>
-          </w:p>
-        </w:tc>
-        <w:tc>
-          <w:tcPr>
-            <w:tcW w:w="0" w:type="auto"/>
-            <w:tcBorders>
-              <w:top w:val="single" w:sz="6" w:space="0" w:color="D9C9C5"/>
-              <w:left w:val="single" w:sz="6" w:space="0" w:color="D9C9C5"/>
-              <w:bottom w:val="single" w:sz="6" w:space="0" w:color="D9C9C5"/>
-              <w:right w:val="single" w:sz="6" w:space="0" w:color="D9C9C5"/>
-            </w:tcBorders>
-            <w:tcMar>
-              <w:top w:w="60" w:type="dxa"/>
-              <w:left w:w="100" w:type="dxa"/>
-              <w:bottom w:w="60" w:type="dxa"/>
-              <w:right w:w="100" w:type="dxa"/>
-            </w:tcMar>
-            <w:hideMark/>
-          </w:tcPr>
-          <w:p>
-            <w:pPr>
-              <w:pStyle w:val="celda"/>
-              <w:rPr>
-                <w:rFonts w:ascii="Calibri" w:hAnsi="Calibri" w:cs="Calibri"/>
-                <w:color w:val="1F1A1A"/>
-                <w:sz w:val="19"/>
-                <w:szCs w:val="19"/>
-              </w:rPr>
-            </w:pPr>
-            <w:r>
-              <w:rPr>
-                <w:rFonts w:ascii="Calibri" w:hAnsi="Calibri" w:cs="Calibri"/>
-                <w:color w:val="1F1A1A"/>
-                <w:sz w:val="19"/>
-                <w:szCs w:val="19"/>
-              </w:rPr>
-              <w:t>Avisos de hoy y anteriores; "Marcar todas como leídas"</w:t>
+              <w:t>Todos (también el alumno)</w:t>
+            </w:r>
+          </w:p>
+        </w:tc>
+        <w:tc>
+          <w:tcPr>
+            <w:tcW w:w="0" w:type="auto"/>
+            <w:tcBorders>
+              <w:top w:val="single" w:sz="6" w:space="0" w:color="D9C9C5"/>
+              <w:left w:val="single" w:sz="6" w:space="0" w:color="D9C9C5"/>
+              <w:bottom w:val="single" w:sz="6" w:space="0" w:color="D9C9C5"/>
+              <w:right w:val="single" w:sz="6" w:space="0" w:color="D9C9C5"/>
+            </w:tcBorders>
+            <w:tcMar>
+              <w:top w:w="60" w:type="dxa"/>
+              <w:left w:w="100" w:type="dxa"/>
+              <w:bottom w:w="60" w:type="dxa"/>
+              <w:right w:w="100" w:type="dxa"/>
+            </w:tcMar>
+            <w:hideMark/>
+          </w:tcPr>
+          <w:p>
+            <w:pPr>
+              <w:pStyle w:val="celda"/>
+              <w:rPr>
+                <w:rFonts w:ascii="Calibri" w:hAnsi="Calibri" w:cs="Calibri"/>
+                <w:color w:val="1F1A1A"/>
+                <w:sz w:val="19"/>
+                <w:szCs w:val="19"/>
+              </w:rPr>
+            </w:pPr>
+            <w:r>
+              <w:rPr>
+                <w:rFonts w:ascii="Calibri" w:hAnsi="Calibri" w:cs="Calibri"/>
+                <w:color w:val="1F1A1A"/>
+                <w:sz w:val="19"/>
+                <w:szCs w:val="19"/>
+              </w:rPr>
+              <w:t xml:space="preserve">Avisos de hoy y anteriores, </w:t>
+            </w:r>
+            <w:r>
+              <w:rPr>
+                <w:rFonts w:ascii="Calibri" w:hAnsi="Calibri" w:cs="Calibri"/>
+                <w:b/>
+                <w:bCs/>
+                <w:color w:val="1F1A1A"/>
+                <w:sz w:val="19"/>
+                <w:szCs w:val="19"/>
+              </w:rPr>
+              <w:t>en tiempo real</w:t>
+            </w:r>
+            <w:r>
+              <w:rPr>
+                <w:rFonts w:ascii="Calibri" w:hAnsi="Calibri" w:cs="Calibri"/>
+                <w:color w:val="1F1A1A"/>
+                <w:sz w:val="19"/>
+                <w:szCs w:val="19"/>
+              </w:rPr>
+              <w:t>; "Marcar todas como leídas" (solo si hay sin leer). Ícono por tipo: entrada, salida, alerta (rojo), estatus, estado, anuncio…</w:t>
             </w:r>
           </w:p>
         </w:tc>
@@ -11542,7 +11940,7 @@
           <w:sz w:val="22"/>
           <w:szCs w:val="22"/>
         </w:rPr>
-        <w:pict w14:anchorId="14237A24">
+        <w:pict w14:anchorId="51C7E538">
           <v:rect id="_x0000_i1030" style="width:0;height:1.5pt" o:hralign="center" o:hrstd="t" o:hr="t" fillcolor="#a0a0a0" stroked="f"/>
         </w:pict>
       </w:r>
@@ -11593,16 +11991,7 @@
           <w:sz w:val="22"/>
           <w:szCs w:val="22"/>
         </w:rPr>
-        <w:t xml:space="preserve"> </w:t>
-      </w:r>
-      <w:r>
-        <w:rPr>
-          <w:rFonts w:ascii="Calibri" w:hAnsi="Calibri" w:cs="Calibri"/>
-          <w:color w:val="1F1A1A"/>
-          <w:sz w:val="22"/>
-          <w:szCs w:val="22"/>
-        </w:rPr>
-        <w:t xml:space="preserve">pide los datos y los pasa a su </w:t>
+        <w:t xml:space="preserve"> pide los datos y los pasa a su </w:t>
       </w:r>
       <w:r>
         <w:rPr>
@@ -11633,7 +12022,14 @@
           <w:rFonts w:cs="Calibri"/>
           <w:color w:val="1F1A1A"/>
         </w:rPr>
-        <w:t>PantallaXml(R.layout.prefecto_horarios, modifier) { vista -&gt;</w:t>
+        <w:t>PantallaXml(R.layout.prefecto_horarios, modifier) { vista -</w:t>
+      </w:r>
+      <w:r>
+        <w:rPr>
+          <w:rFonts w:cs="Calibri"/>
+          <w:color w:val="1F1A1A"/>
+        </w:rPr>
+        <w:t>&gt;</w:t>
       </w:r>
       <w:r>
         <w:rPr>
@@ -11721,16 +12117,7 @@
           <w:sz w:val="22"/>
           <w:szCs w:val="22"/>
         </w:rPr>
-        <w:t xml:space="preserve"> </w:t>
-      </w:r>
-      <w:r>
-        <w:rPr>
-          <w:rFonts w:ascii="Calibri" w:hAnsi="Calibri" w:cs="Calibri"/>
-          <w:color w:val="1F1A1A"/>
-          <w:sz w:val="22"/>
-          <w:szCs w:val="22"/>
-        </w:rPr>
-        <w:t xml:space="preserve">conecta el botón </w:t>
+        <w:t xml:space="preserve"> conecta el botón </w:t>
       </w:r>
       <w:r>
         <w:rPr>
@@ -11819,7 +12206,16 @@
           <w:sz w:val="22"/>
           <w:szCs w:val="22"/>
         </w:rPr>
-        <w:t xml:space="preserve"> deja abajo de cada pantalla el alto exacto de la barra de gestos, para que nada quede debajo de ella.</w:t>
+        <w:t xml:space="preserve"> </w:t>
+      </w:r>
+      <w:r>
+        <w:rPr>
+          <w:rFonts w:ascii="Calibri" w:eastAsia="Times New Roman" w:hAnsi="Calibri" w:cs="Calibri"/>
+          <w:color w:val="1F1A1A"/>
+          <w:sz w:val="22"/>
+          <w:szCs w:val="22"/>
+        </w:rPr>
+        <w:t>deja abajo de cada pantalla el alto exacto de la barra de gestos, para que nada quede debajo de ella.</w:t>
       </w:r>
     </w:p>
     <w:p>
@@ -11967,7 +12363,16 @@
           <w:sz w:val="22"/>
           <w:szCs w:val="22"/>
         </w:rPr>
-        <w:t xml:space="preserve"> de Android avisa "Missing contentDescription" en muchos íconos: es un falso aviso, porque la descripción (o "no leer este ícono") viene del estilo y lint no la ve.</w:t>
+        <w:t xml:space="preserve"> </w:t>
+      </w:r>
+      <w:r>
+        <w:rPr>
+          <w:rFonts w:ascii="Calibri" w:eastAsia="Times New Roman" w:hAnsi="Calibri" w:cs="Calibri"/>
+          <w:color w:val="1F1A1A"/>
+          <w:sz w:val="22"/>
+          <w:szCs w:val="22"/>
+        </w:rPr>
+        <w:t>de Android avisa "Missing contentDescription" en muchos íconos: es un falso aviso, porque la descripción (o "no leer este ícono") viene del estilo y lint no la ve.</w:t>
       </w:r>
     </w:p>
     <w:sectPr>
@@ -11983,13 +12388,13 @@
 <file path=word/numbering.xml><?xml version="1.0" encoding="utf-8"?>
 <w:numbering xmlns:wpc="http://schemas.microsoft.com/office/word/2010/wordprocessingCanvas" xmlns:cx="http://schemas.microsoft.com/office/drawing/2014/chartex" xmlns:cx1="http://schemas.microsoft.com/office/drawing/2015/9/8/chartex" xmlns:cx2="http://schemas.microsoft.com/office/drawing/2015/10/21/chartex" xmlns:cx3="http://schemas.microsoft.com/office/drawing/2016/5/9/chartex" xmlns:cx4="http://schemas.microsoft.com/office/drawing/2016/5/10/chartex" xmlns:cx5="http://schemas.microsoft.com/office/drawing/2016/5/11/chartex" xmlns:cx6="http://schemas.microsoft.com/office/drawing/2016/5/12/chartex" xmlns:cx7="http://schemas.microsoft.com/office/drawing/2016/5/13/chartex" xmlns:cx8="http://schemas.microsoft.com/office/drawing/2016/5/14/chartex" xmlns:mc="http://schemas.openxmlformats.org/markup-compatibility/2006" xmlns:aink="http://schemas.microsoft.com/office/drawing/2016/ink" xmlns:am3d="http://schemas.microsoft.com/office/drawing/2017/model3d" xmlns:o="urn:schemas-microsoft-com:office:office" xmlns:oel="http://schemas.microsoft.com/office/2019/extlst" xmlns:r="http://schemas.openxmlformats.org/officeDocument/2006/relationships" xmlns:m="http://schemas.openxmlformats.org/officeDocument/2006/math" xmlns:v="urn:schemas-microsoft-com:vml" xmlns:wp14="http://schemas.microsoft.com/office/word/2010/wordprocessingDrawing" xmlns:wp="http://schemas.openxmlformats.org/drawingml/2006/wordprocessingDrawing" xmlns:w10="urn:schemas-microsoft-com:office:word" xmlns:w="http://schemas.openxmlformats.org/wordprocessingml/2006/main" xmlns:w14="http://schemas.microsoft.com/office/word/2010/wordml" xmlns:w15="http://schemas.microsoft.com/office/word/2012/wordml" xmlns:w16cex="http://schemas.microsoft.com/office/word/2018/wordml/cex" xmlns:w16cid="http://schemas.microsoft.com/office/word/2016/wordml/cid" xmlns:w16="http://schemas.microsoft.com/office/word/2018/wordml" xmlns:w16du="http://schemas.microsoft.com/office/word/2023/wordml/word16du" xmlns:w16sdtdh="http://schemas.microsoft.com/office/word/2020/wordml/sdtdatahash" xmlns:w16sdtfl="http://schemas.microsoft.com/office/word/2024/wordml/sdtformatlock" xmlns:w16se="http://schemas.microsoft.com/office/word/2015/wordml/symex" xmlns:wpg="http://schemas.microsoft.com/office/word/2010/wordprocessingGroup" xmlns:wpi="http://schemas.microsoft.com/office/word/2010/wordprocessingInk" xmlns:wne="http://schemas.microsoft.com/office/word/2006/wordml" xmlns:wps="http://schemas.microsoft.com/office/word/2010/wordprocessingShape" mc:Ignorable="w14 w15 w16se w16cid w16 w16cex w16sdtdh w16sdtfl w16du wp14">
   <w:abstractNum w:abstractNumId="0" w15:restartNumberingAfterBreak="0">
-    <w:nsid w:val="16D50BE5"/>
+    <w:nsid w:val="2BEA5CE6"/>
     <w:multiLevelType w:val="multilevel"/>
-    <w:tmpl w:val="17D6E72A"/>
+    <w:tmpl w:val="566035D4"/>
     <w:lvl w:ilvl="0">
       <w:start w:val="1"/>
-      <w:numFmt w:val="bullet"/>
-      <w:lvlText w:val=""/>
+      <w:numFmt w:val="decimal"/>
+      <w:lvlText w:val="%1."/>
       <w:lvlJc w:val="left"/>
       <w:pPr>
         <w:tabs>
@@ -11997,15 +12402,11 @@
         </w:tabs>
         <w:ind w:left="720" w:hanging="360"/>
       </w:pPr>
-      <w:rPr>
-        <w:rFonts w:ascii="Symbol" w:hAnsi="Symbol" w:hint="default"/>
-        <w:sz w:val="20"/>
-      </w:rPr>
     </w:lvl>
     <w:lvl w:ilvl="1" w:tentative="1">
       <w:start w:val="1"/>
-      <w:numFmt w:val="bullet"/>
-      <w:lvlText w:val="o"/>
+      <w:numFmt w:val="decimal"/>
+      <w:lvlText w:val="%2."/>
       <w:lvlJc w:val="left"/>
       <w:pPr>
         <w:tabs>
@@ -12013,15 +12414,11 @@
         </w:tabs>
         <w:ind w:left="1440" w:hanging="360"/>
       </w:pPr>
-      <w:rPr>
-        <w:rFonts w:ascii="Courier New" w:hAnsi="Courier New" w:hint="default"/>
-        <w:sz w:val="20"/>
-      </w:rPr>
     </w:lvl>
     <w:lvl w:ilvl="2" w:tentative="1">
       <w:start w:val="1"/>
-      <w:numFmt w:val="bullet"/>
-      <w:lvlText w:val=""/>
+      <w:numFmt w:val="decimal"/>
+      <w:lvlText w:val="%3."/>
       <w:lvlJc w:val="left"/>
       <w:pPr>
         <w:tabs>
@@ -12029,15 +12426,11 @@
         </w:tabs>
         <w:ind w:left="2160" w:hanging="360"/>
       </w:pPr>
-      <w:rPr>
-        <w:rFonts w:ascii="Wingdings" w:hAnsi="Wingdings" w:hint="default"/>
-        <w:sz w:val="20"/>
-      </w:rPr>
     </w:lvl>
     <w:lvl w:ilvl="3" w:tentative="1">
       <w:start w:val="1"/>
-      <w:numFmt w:val="bullet"/>
-      <w:lvlText w:val=""/>
+      <w:numFmt w:val="decimal"/>
+      <w:lvlText w:val="%4."/>
       <w:lvlJc w:val="left"/>
       <w:pPr>
         <w:tabs>
@@ -12045,15 +12438,11 @@
         </w:tabs>
         <w:ind w:left="2880" w:hanging="360"/>
       </w:pPr>
-      <w:rPr>
-        <w:rFonts w:ascii="Wingdings" w:hAnsi="Wingdings" w:hint="default"/>
-        <w:sz w:val="20"/>
-      </w:rPr>
     </w:lvl>
     <w:lvl w:ilvl="4" w:tentative="1">
       <w:start w:val="1"/>
-      <w:numFmt w:val="bullet"/>
-      <w:lvlText w:val=""/>
+      <w:numFmt w:val="decimal"/>
+      <w:lvlText w:val="%5."/>
       <w:lvlJc w:val="left"/>
       <w:pPr>
         <w:tabs>
@@ -12061,15 +12450,11 @@
         </w:tabs>
         <w:ind w:left="3600" w:hanging="360"/>
       </w:pPr>
-      <w:rPr>
-        <w:rFonts w:ascii="Wingdings" w:hAnsi="Wingdings" w:hint="default"/>
-        <w:sz w:val="20"/>
-      </w:rPr>
     </w:lvl>
     <w:lvl w:ilvl="5" w:tentative="1">
       <w:start w:val="1"/>
-      <w:numFmt w:val="bullet"/>
-      <w:lvlText w:val=""/>
+      <w:numFmt w:val="decimal"/>
+      <w:lvlText w:val="%6."/>
       <w:lvlJc w:val="left"/>
       <w:pPr>
         <w:tabs>
@@ -12077,15 +12462,11 @@
         </w:tabs>
         <w:ind w:left="4320" w:hanging="360"/>
       </w:pPr>
-      <w:rPr>
-        <w:rFonts w:ascii="Wingdings" w:hAnsi="Wingdings" w:hint="default"/>
-        <w:sz w:val="20"/>
-      </w:rPr>
     </w:lvl>
     <w:lvl w:ilvl="6" w:tentative="1">
       <w:start w:val="1"/>
-      <w:numFmt w:val="bullet"/>
-      <w:lvlText w:val=""/>
+      <w:numFmt w:val="decimal"/>
+      <w:lvlText w:val="%7."/>
       <w:lvlJc w:val="left"/>
       <w:pPr>
         <w:tabs>
@@ -12093,15 +12474,11 @@
         </w:tabs>
         <w:ind w:left="5040" w:hanging="360"/>
       </w:pPr>
-      <w:rPr>
-        <w:rFonts w:ascii="Wingdings" w:hAnsi="Wingdings" w:hint="default"/>
-        <w:sz w:val="20"/>
-      </w:rPr>
     </w:lvl>
     <w:lvl w:ilvl="7" w:tentative="1">
       <w:start w:val="1"/>
-      <w:numFmt w:val="bullet"/>
-      <w:lvlText w:val=""/>
+      <w:numFmt w:val="decimal"/>
+      <w:lvlText w:val="%8."/>
       <w:lvlJc w:val="left"/>
       <w:pPr>
         <w:tabs>
@@ -12109,15 +12486,11 @@
         </w:tabs>
         <w:ind w:left="5760" w:hanging="360"/>
       </w:pPr>
-      <w:rPr>
-        <w:rFonts w:ascii="Wingdings" w:hAnsi="Wingdings" w:hint="default"/>
-        <w:sz w:val="20"/>
-      </w:rPr>
     </w:lvl>
     <w:lvl w:ilvl="8" w:tentative="1">
       <w:start w:val="1"/>
-      <w:numFmt w:val="bullet"/>
-      <w:lvlText w:val=""/>
+      <w:numFmt w:val="decimal"/>
+      <w:lvlText w:val="%9."/>
       <w:lvlJc w:val="left"/>
       <w:pPr>
         <w:tabs>
@@ -12125,16 +12498,12 @@
         </w:tabs>
         <w:ind w:left="6480" w:hanging="360"/>
       </w:pPr>
-      <w:rPr>
-        <w:rFonts w:ascii="Wingdings" w:hAnsi="Wingdings" w:hint="default"/>
-        <w:sz w:val="20"/>
-      </w:rPr>
     </w:lvl>
   </w:abstractNum>
   <w:abstractNum w:abstractNumId="1" w15:restartNumberingAfterBreak="0">
-    <w:nsid w:val="44373BE4"/>
+    <w:nsid w:val="59B6541C"/>
     <w:multiLevelType w:val="multilevel"/>
-    <w:tmpl w:val="AC54C17A"/>
+    <w:tmpl w:val="1FAAFFA8"/>
     <w:lvl w:ilvl="0">
       <w:start w:val="1"/>
       <w:numFmt w:val="bullet"/>
@@ -12281,122 +12650,9 @@
     </w:lvl>
   </w:abstractNum>
   <w:abstractNum w:abstractNumId="2" w15:restartNumberingAfterBreak="0">
-    <w:nsid w:val="5A177E62"/>
+    <w:nsid w:val="6B306338"/>
     <w:multiLevelType w:val="multilevel"/>
-    <w:tmpl w:val="91E4743C"/>
-    <w:lvl w:ilvl="0">
-      <w:start w:val="1"/>
-      <w:numFmt w:val="decimal"/>
-      <w:lvlText w:val="%1."/>
-      <w:lvlJc w:val="left"/>
-      <w:pPr>
-        <w:tabs>
-          <w:tab w:val="num" w:pos="720"/>
-        </w:tabs>
-        <w:ind w:left="720" w:hanging="360"/>
-      </w:pPr>
-    </w:lvl>
-    <w:lvl w:ilvl="1" w:tentative="1">
-      <w:start w:val="1"/>
-      <w:numFmt w:val="decimal"/>
-      <w:lvlText w:val="%2."/>
-      <w:lvlJc w:val="left"/>
-      <w:pPr>
-        <w:tabs>
-          <w:tab w:val="num" w:pos="1440"/>
-        </w:tabs>
-        <w:ind w:left="1440" w:hanging="360"/>
-      </w:pPr>
-    </w:lvl>
-    <w:lvl w:ilvl="2" w:tentative="1">
-      <w:start w:val="1"/>
-      <w:numFmt w:val="decimal"/>
-      <w:lvlText w:val="%3."/>
-      <w:lvlJc w:val="left"/>
-      <w:pPr>
-        <w:tabs>
-          <w:tab w:val="num" w:pos="2160"/>
-        </w:tabs>
-        <w:ind w:left="2160" w:hanging="360"/>
-      </w:pPr>
-    </w:lvl>
-    <w:lvl w:ilvl="3" w:tentative="1">
-      <w:start w:val="1"/>
-      <w:numFmt w:val="decimal"/>
-      <w:lvlText w:val="%4."/>
-      <w:lvlJc w:val="left"/>
-      <w:pPr>
-        <w:tabs>
-          <w:tab w:val="num" w:pos="2880"/>
-        </w:tabs>
-        <w:ind w:left="2880" w:hanging="360"/>
-      </w:pPr>
-    </w:lvl>
-    <w:lvl w:ilvl="4" w:tentative="1">
-      <w:start w:val="1"/>
-      <w:numFmt w:val="decimal"/>
-      <w:lvlText w:val="%5."/>
-      <w:lvlJc w:val="left"/>
-      <w:pPr>
-        <w:tabs>
-          <w:tab w:val="num" w:pos="3600"/>
-        </w:tabs>
-        <w:ind w:left="3600" w:hanging="360"/>
-      </w:pPr>
-    </w:lvl>
-    <w:lvl w:ilvl="5" w:tentative="1">
-      <w:start w:val="1"/>
-      <w:numFmt w:val="decimal"/>
-      <w:lvlText w:val="%6."/>
-      <w:lvlJc w:val="left"/>
-      <w:pPr>
-        <w:tabs>
-          <w:tab w:val="num" w:pos="4320"/>
-        </w:tabs>
-        <w:ind w:left="4320" w:hanging="360"/>
-      </w:pPr>
-    </w:lvl>
-    <w:lvl w:ilvl="6" w:tentative="1">
-      <w:start w:val="1"/>
-      <w:numFmt w:val="decimal"/>
-      <w:lvlText w:val="%7."/>
-      <w:lvlJc w:val="left"/>
-      <w:pPr>
-        <w:tabs>
-          <w:tab w:val="num" w:pos="5040"/>
-        </w:tabs>
-        <w:ind w:left="5040" w:hanging="360"/>
-      </w:pPr>
-    </w:lvl>
-    <w:lvl w:ilvl="7" w:tentative="1">
-      <w:start w:val="1"/>
-      <w:numFmt w:val="decimal"/>
-      <w:lvlText w:val="%8."/>
-      <w:lvlJc w:val="left"/>
-      <w:pPr>
-        <w:tabs>
-          <w:tab w:val="num" w:pos="5760"/>
-        </w:tabs>
-        <w:ind w:left="5760" w:hanging="360"/>
-      </w:pPr>
-    </w:lvl>
-    <w:lvl w:ilvl="8" w:tentative="1">
-      <w:start w:val="1"/>
-      <w:numFmt w:val="decimal"/>
-      <w:lvlText w:val="%9."/>
-      <w:lvlJc w:val="left"/>
-      <w:pPr>
-        <w:tabs>
-          <w:tab w:val="num" w:pos="6480"/>
-        </w:tabs>
-        <w:ind w:left="6480" w:hanging="360"/>
-      </w:pPr>
-    </w:lvl>
-  </w:abstractNum>
-  <w:abstractNum w:abstractNumId="3" w15:restartNumberingAfterBreak="0">
-    <w:nsid w:val="6E311763"/>
-    <w:multiLevelType w:val="multilevel"/>
-    <w:tmpl w:val="CDCCBD98"/>
+    <w:tmpl w:val="6E6C98E6"/>
     <w:lvl w:ilvl="0">
       <w:start w:val="1"/>
       <w:numFmt w:val="bullet"/>
@@ -12542,16 +12798,165 @@
       </w:rPr>
     </w:lvl>
   </w:abstractNum>
-  <w:num w:numId="1" w16cid:durableId="1826894904">
+  <w:abstractNum w:abstractNumId="3" w15:restartNumberingAfterBreak="0">
+    <w:nsid w:val="79A575EE"/>
+    <w:multiLevelType w:val="multilevel"/>
+    <w:tmpl w:val="08389D06"/>
+    <w:lvl w:ilvl="0">
+      <w:start w:val="1"/>
+      <w:numFmt w:val="bullet"/>
+      <w:lvlText w:val=""/>
+      <w:lvlJc w:val="left"/>
+      <w:pPr>
+        <w:tabs>
+          <w:tab w:val="num" w:pos="720"/>
+        </w:tabs>
+        <w:ind w:left="720" w:hanging="360"/>
+      </w:pPr>
+      <w:rPr>
+        <w:rFonts w:ascii="Symbol" w:hAnsi="Symbol" w:hint="default"/>
+        <w:sz w:val="20"/>
+      </w:rPr>
+    </w:lvl>
+    <w:lvl w:ilvl="1" w:tentative="1">
+      <w:start w:val="1"/>
+      <w:numFmt w:val="bullet"/>
+      <w:lvlText w:val="o"/>
+      <w:lvlJc w:val="left"/>
+      <w:pPr>
+        <w:tabs>
+          <w:tab w:val="num" w:pos="1440"/>
+        </w:tabs>
+        <w:ind w:left="1440" w:hanging="360"/>
+      </w:pPr>
+      <w:rPr>
+        <w:rFonts w:ascii="Courier New" w:hAnsi="Courier New" w:hint="default"/>
+        <w:sz w:val="20"/>
+      </w:rPr>
+    </w:lvl>
+    <w:lvl w:ilvl="2" w:tentative="1">
+      <w:start w:val="1"/>
+      <w:numFmt w:val="bullet"/>
+      <w:lvlText w:val=""/>
+      <w:lvlJc w:val="left"/>
+      <w:pPr>
+        <w:tabs>
+          <w:tab w:val="num" w:pos="2160"/>
+        </w:tabs>
+        <w:ind w:left="2160" w:hanging="360"/>
+      </w:pPr>
+      <w:rPr>
+        <w:rFonts w:ascii="Wingdings" w:hAnsi="Wingdings" w:hint="default"/>
+        <w:sz w:val="20"/>
+      </w:rPr>
+    </w:lvl>
+    <w:lvl w:ilvl="3" w:tentative="1">
+      <w:start w:val="1"/>
+      <w:numFmt w:val="bullet"/>
+      <w:lvlText w:val=""/>
+      <w:lvlJc w:val="left"/>
+      <w:pPr>
+        <w:tabs>
+          <w:tab w:val="num" w:pos="2880"/>
+        </w:tabs>
+        <w:ind w:left="2880" w:hanging="360"/>
+      </w:pPr>
+      <w:rPr>
+        <w:rFonts w:ascii="Wingdings" w:hAnsi="Wingdings" w:hint="default"/>
+        <w:sz w:val="20"/>
+      </w:rPr>
+    </w:lvl>
+    <w:lvl w:ilvl="4" w:tentative="1">
+      <w:start w:val="1"/>
+      <w:numFmt w:val="bullet"/>
+      <w:lvlText w:val=""/>
+      <w:lvlJc w:val="left"/>
+      <w:pPr>
+        <w:tabs>
+          <w:tab w:val="num" w:pos="3600"/>
+        </w:tabs>
+        <w:ind w:left="3600" w:hanging="360"/>
+      </w:pPr>
+      <w:rPr>
+        <w:rFonts w:ascii="Wingdings" w:hAnsi="Wingdings" w:hint="default"/>
+        <w:sz w:val="20"/>
+      </w:rPr>
+    </w:lvl>
+    <w:lvl w:ilvl="5" w:tentative="1">
+      <w:start w:val="1"/>
+      <w:numFmt w:val="bullet"/>
+      <w:lvlText w:val=""/>
+      <w:lvlJc w:val="left"/>
+      <w:pPr>
+        <w:tabs>
+          <w:tab w:val="num" w:pos="4320"/>
+        </w:tabs>
+        <w:ind w:left="4320" w:hanging="360"/>
+      </w:pPr>
+      <w:rPr>
+        <w:rFonts w:ascii="Wingdings" w:hAnsi="Wingdings" w:hint="default"/>
+        <w:sz w:val="20"/>
+      </w:rPr>
+    </w:lvl>
+    <w:lvl w:ilvl="6" w:tentative="1">
+      <w:start w:val="1"/>
+      <w:numFmt w:val="bullet"/>
+      <w:lvlText w:val=""/>
+      <w:lvlJc w:val="left"/>
+      <w:pPr>
+        <w:tabs>
+          <w:tab w:val="num" w:pos="5040"/>
+        </w:tabs>
+        <w:ind w:left="5040" w:hanging="360"/>
+      </w:pPr>
+      <w:rPr>
+        <w:rFonts w:ascii="Wingdings" w:hAnsi="Wingdings" w:hint="default"/>
+        <w:sz w:val="20"/>
+      </w:rPr>
+    </w:lvl>
+    <w:lvl w:ilvl="7" w:tentative="1">
+      <w:start w:val="1"/>
+      <w:numFmt w:val="bullet"/>
+      <w:lvlText w:val=""/>
+      <w:lvlJc w:val="left"/>
+      <w:pPr>
+        <w:tabs>
+          <w:tab w:val="num" w:pos="5760"/>
+        </w:tabs>
+        <w:ind w:left="5760" w:hanging="360"/>
+      </w:pPr>
+      <w:rPr>
+        <w:rFonts w:ascii="Wingdings" w:hAnsi="Wingdings" w:hint="default"/>
+        <w:sz w:val="20"/>
+      </w:rPr>
+    </w:lvl>
+    <w:lvl w:ilvl="8" w:tentative="1">
+      <w:start w:val="1"/>
+      <w:numFmt w:val="bullet"/>
+      <w:lvlText w:val=""/>
+      <w:lvlJc w:val="left"/>
+      <w:pPr>
+        <w:tabs>
+          <w:tab w:val="num" w:pos="6480"/>
+        </w:tabs>
+        <w:ind w:left="6480" w:hanging="360"/>
+      </w:pPr>
+      <w:rPr>
+        <w:rFonts w:ascii="Wingdings" w:hAnsi="Wingdings" w:hint="default"/>
+        <w:sz w:val="20"/>
+      </w:rPr>
+    </w:lvl>
+  </w:abstractNum>
+  <w:num w:numId="1" w16cid:durableId="415325789">
+    <w:abstractNumId w:val="2"/>
+  </w:num>
+  <w:num w:numId="2" w16cid:durableId="902180695">
     <w:abstractNumId w:val="1"/>
   </w:num>
-  <w:num w:numId="2" w16cid:durableId="1793862683">
+  <w:num w:numId="3" w16cid:durableId="870806178">
     <w:abstractNumId w:val="0"/>
   </w:num>
-  <w:num w:numId="3" w16cid:durableId="1617634375">
-    <w:abstractNumId w:val="2"/>
-  </w:num>
-  <w:num w:numId="4" w16cid:durableId="2048333229">
+  <w:num w:numId="4" w16cid:durableId="824396151">
     <w:abstractNumId w:val="3"/>
   </w:num>
 </w:numbering>
